--- a/CurriculumVitae_TomoroYanase_ja.docx
+++ b/CurriculumVitae_TomoroYanase_ja.docx
@@ -497,7 +497,7 @@
     </w:p>
     <w:p>
       <w:pPr>
-        <w:pStyle w:val="a5"/>
+        <w:pStyle w:val="ListParagraph"/>
         <w:widowControl/>
         <w:numPr>
           <w:ilvl w:val="0"/>
@@ -524,7 +524,7 @@
     </w:p>
     <w:p>
       <w:pPr>
-        <w:pStyle w:val="a5"/>
+        <w:pStyle w:val="ListParagraph"/>
         <w:widowControl/>
         <w:ind w:leftChars="0" w:left="420"/>
         <w:jc w:val="left"/>
@@ -547,7 +547,7 @@
     </w:p>
     <w:p>
       <w:pPr>
-        <w:pStyle w:val="a5"/>
+        <w:pStyle w:val="ListParagraph"/>
         <w:widowControl/>
         <w:ind w:leftChars="0" w:left="420"/>
         <w:jc w:val="left"/>
@@ -588,7 +588,7 @@
     </w:p>
     <w:p>
       <w:pPr>
-        <w:pStyle w:val="a5"/>
+        <w:pStyle w:val="ListParagraph"/>
         <w:widowControl/>
         <w:ind w:leftChars="0" w:left="420"/>
         <w:jc w:val="left"/>
@@ -629,7 +629,7 @@
     </w:p>
     <w:p>
       <w:pPr>
-        <w:pStyle w:val="a5"/>
+        <w:pStyle w:val="ListParagraph"/>
         <w:widowControl/>
         <w:numPr>
           <w:ilvl w:val="0"/>
@@ -678,7 +678,7 @@
     </w:p>
     <w:p>
       <w:pPr>
-        <w:pStyle w:val="a5"/>
+        <w:pStyle w:val="ListParagraph"/>
         <w:widowControl/>
         <w:ind w:leftChars="0" w:left="420"/>
         <w:jc w:val="left"/>
@@ -710,7 +710,7 @@
     </w:p>
     <w:p>
       <w:pPr>
-        <w:pStyle w:val="a5"/>
+        <w:pStyle w:val="ListParagraph"/>
         <w:widowControl/>
         <w:ind w:leftChars="0" w:left="420"/>
         <w:jc w:val="left"/>
@@ -769,7 +769,7 @@
     </w:p>
     <w:p>
       <w:pPr>
-        <w:pStyle w:val="a5"/>
+        <w:pStyle w:val="ListParagraph"/>
         <w:widowControl/>
         <w:ind w:leftChars="0" w:left="420"/>
         <w:jc w:val="left"/>
@@ -800,7 +800,7 @@
     </w:p>
     <w:p>
       <w:pPr>
-        <w:pStyle w:val="a5"/>
+        <w:pStyle w:val="ListParagraph"/>
         <w:widowControl/>
         <w:numPr>
           <w:ilvl w:val="0"/>
@@ -849,7 +849,7 @@
     </w:p>
     <w:p>
       <w:pPr>
-        <w:pStyle w:val="a5"/>
+        <w:pStyle w:val="ListParagraph"/>
         <w:widowControl/>
         <w:ind w:leftChars="0" w:left="420"/>
         <w:jc w:val="left"/>
@@ -908,7 +908,7 @@
     </w:p>
     <w:p>
       <w:pPr>
-        <w:pStyle w:val="a5"/>
+        <w:pStyle w:val="ListParagraph"/>
         <w:widowControl/>
         <w:ind w:leftChars="0" w:left="420"/>
         <w:jc w:val="left"/>
@@ -949,7 +949,7 @@
     </w:p>
     <w:p>
       <w:pPr>
-        <w:pStyle w:val="a5"/>
+        <w:pStyle w:val="ListParagraph"/>
         <w:widowControl/>
         <w:ind w:leftChars="0" w:left="420"/>
         <w:jc w:val="left"/>
@@ -1054,7 +1054,7 @@
     </w:p>
     <w:p>
       <w:pPr>
-        <w:pStyle w:val="a5"/>
+        <w:pStyle w:val="ListParagraph"/>
         <w:widowControl/>
         <w:numPr>
           <w:ilvl w:val="0"/>
@@ -1081,7 +1081,7 @@
     </w:p>
     <w:p>
       <w:pPr>
-        <w:pStyle w:val="a5"/>
+        <w:pStyle w:val="ListParagraph"/>
         <w:widowControl/>
         <w:ind w:leftChars="0" w:left="420"/>
         <w:jc w:val="left"/>
@@ -1104,7 +1104,7 @@
     </w:p>
     <w:p>
       <w:pPr>
-        <w:pStyle w:val="a5"/>
+        <w:pStyle w:val="ListParagraph"/>
         <w:widowControl/>
         <w:ind w:leftChars="0" w:left="420"/>
         <w:jc w:val="left"/>
@@ -1127,7 +1127,7 @@
     </w:p>
     <w:p>
       <w:pPr>
-        <w:pStyle w:val="a5"/>
+        <w:pStyle w:val="ListParagraph"/>
         <w:widowControl/>
         <w:numPr>
           <w:ilvl w:val="0"/>
@@ -1252,7 +1252,7 @@
     </w:p>
     <w:p>
       <w:pPr>
-        <w:pStyle w:val="a5"/>
+        <w:pStyle w:val="ListParagraph"/>
         <w:widowControl/>
         <w:numPr>
           <w:ilvl w:val="0"/>
@@ -1405,7 +1405,7 @@
     </w:p>
     <w:p>
       <w:pPr>
-        <w:pStyle w:val="a5"/>
+        <w:pStyle w:val="ListParagraph"/>
         <w:widowControl/>
         <w:numPr>
           <w:ilvl w:val="0"/>
@@ -1486,7 +1486,7 @@
     </w:p>
     <w:p>
       <w:pPr>
-        <w:pStyle w:val="a5"/>
+        <w:pStyle w:val="ListParagraph"/>
         <w:widowControl/>
         <w:ind w:leftChars="0" w:left="420"/>
         <w:jc w:val="left"/>
@@ -1509,7 +1509,7 @@
     </w:p>
     <w:p>
       <w:pPr>
-        <w:pStyle w:val="a5"/>
+        <w:pStyle w:val="ListParagraph"/>
         <w:widowControl/>
         <w:ind w:leftChars="0" w:left="440"/>
         <w:jc w:val="left"/>
@@ -1532,7 +1532,7 @@
     </w:p>
     <w:p>
       <w:pPr>
-        <w:pStyle w:val="a5"/>
+        <w:pStyle w:val="ListParagraph"/>
         <w:widowControl/>
         <w:numPr>
           <w:ilvl w:val="0"/>
@@ -1631,7 +1631,7 @@
     </w:p>
     <w:p>
       <w:pPr>
-        <w:pStyle w:val="a5"/>
+        <w:pStyle w:val="ListParagraph"/>
         <w:widowControl/>
         <w:ind w:leftChars="0" w:left="420"/>
         <w:jc w:val="left"/>
@@ -1747,7 +1747,7 @@
     </w:p>
     <w:p>
       <w:pPr>
-        <w:pStyle w:val="a5"/>
+        <w:pStyle w:val="ListParagraph"/>
         <w:widowControl/>
         <w:numPr>
           <w:ilvl w:val="0"/>
@@ -1801,7 +1801,7 @@
       <w:hyperlink r:id="rId8" w:history="1">
         <w:r>
           <w:rPr>
-            <w:rStyle w:val="a3"/>
+            <w:rStyle w:val="Hyperlink"/>
             <w:rFonts w:ascii="ヒラギノ角ゴ Pro W3" w:eastAsia="ヒラギノ角ゴ Pro W3" w:hAnsi="ヒラギノ角ゴ Pro W3" w:cs="Arial" w:hint="eastAsia"/>
             <w:kern w:val="0"/>
             <w:sz w:val="22"/>
@@ -1822,7 +1822,7 @@
     </w:p>
     <w:p>
       <w:pPr>
-        <w:pStyle w:val="a5"/>
+        <w:pStyle w:val="ListParagraph"/>
         <w:widowControl/>
         <w:numPr>
           <w:ilvl w:val="0"/>
@@ -1876,7 +1876,7 @@
       <w:hyperlink r:id="rId9" w:anchor="2018" w:history="1">
         <w:r>
           <w:rPr>
-            <w:rStyle w:val="a3"/>
+            <w:rStyle w:val="Hyperlink"/>
             <w:rFonts w:ascii="ヒラギノ角ゴ Pro W3" w:eastAsia="ヒラギノ角ゴ Pro W3" w:hAnsi="ヒラギノ角ゴ Pro W3" w:cs="Arial" w:hint="eastAsia"/>
             <w:kern w:val="0"/>
             <w:sz w:val="22"/>
@@ -1897,7 +1897,7 @@
     </w:p>
     <w:p>
       <w:pPr>
-        <w:pStyle w:val="a5"/>
+        <w:pStyle w:val="ListParagraph"/>
         <w:widowControl/>
         <w:numPr>
           <w:ilvl w:val="0"/>
@@ -1924,7 +1924,7 @@
       <w:hyperlink r:id="rId10" w:history="1">
         <w:r>
           <w:rPr>
-            <w:rStyle w:val="a3"/>
+            <w:rStyle w:val="Hyperlink"/>
             <w:rFonts w:ascii="ヒラギノ角ゴ Pro W3" w:eastAsia="ヒラギノ角ゴ Pro W3" w:hAnsi="ヒラギノ角ゴ Pro W3" w:cs="Arial" w:hint="eastAsia"/>
             <w:kern w:val="0"/>
             <w:sz w:val="22"/>
@@ -1945,7 +1945,7 @@
     </w:p>
     <w:p>
       <w:pPr>
-        <w:pStyle w:val="a5"/>
+        <w:pStyle w:val="ListParagraph"/>
         <w:widowControl/>
         <w:numPr>
           <w:ilvl w:val="0"/>
@@ -1981,7 +1981,7 @@
       <w:hyperlink r:id="rId11" w:history="1">
         <w:r>
           <w:rPr>
-            <w:rStyle w:val="a3"/>
+            <w:rStyle w:val="Hyperlink"/>
             <w:rFonts w:ascii="ヒラギノ角ゴ Pro W3" w:eastAsia="ヒラギノ角ゴ Pro W3" w:hAnsi="ヒラギノ角ゴ Pro W3" w:cs="Arial" w:hint="eastAsia"/>
             <w:kern w:val="0"/>
             <w:sz w:val="22"/>
@@ -2002,7 +2002,7 @@
     </w:p>
     <w:p>
       <w:pPr>
-        <w:pStyle w:val="a5"/>
+        <w:pStyle w:val="ListParagraph"/>
         <w:widowControl/>
         <w:numPr>
           <w:ilvl w:val="0"/>
@@ -2038,7 +2038,7 @@
       <w:hyperlink r:id="rId12" w:anchor="2021" w:history="1">
         <w:r>
           <w:rPr>
-            <w:rStyle w:val="a3"/>
+            <w:rStyle w:val="Hyperlink"/>
             <w:rFonts w:ascii="ヒラギノ角ゴ Pro W3" w:eastAsia="ヒラギノ角ゴ Pro W3" w:hAnsi="ヒラギノ角ゴ Pro W3" w:cs="Arial" w:hint="eastAsia"/>
             <w:kern w:val="0"/>
             <w:sz w:val="22"/>
@@ -2059,7 +2059,7 @@
     </w:p>
     <w:p>
       <w:pPr>
-        <w:pStyle w:val="a5"/>
+        <w:pStyle w:val="ListParagraph"/>
         <w:widowControl/>
         <w:numPr>
           <w:ilvl w:val="0"/>
@@ -2113,7 +2113,7 @@
       <w:hyperlink r:id="rId13" w:history="1">
         <w:r>
           <w:rPr>
-            <w:rStyle w:val="a3"/>
+            <w:rStyle w:val="Hyperlink"/>
             <w:rFonts w:ascii="ヒラギノ角ゴ Pro W3" w:eastAsia="ヒラギノ角ゴ Pro W3" w:hAnsi="ヒラギノ角ゴ Pro W3" w:cs="Arial" w:hint="eastAsia"/>
             <w:kern w:val="0"/>
             <w:sz w:val="22"/>
@@ -2134,7 +2134,7 @@
     </w:p>
     <w:p>
       <w:pPr>
-        <w:pStyle w:val="a5"/>
+        <w:pStyle w:val="ListParagraph"/>
         <w:widowControl/>
         <w:numPr>
           <w:ilvl w:val="0"/>
@@ -2197,7 +2197,7 @@
       <w:hyperlink r:id="rId14" w:history="1">
         <w:r>
           <w:rPr>
-            <w:rStyle w:val="a3"/>
+            <w:rStyle w:val="Hyperlink"/>
             <w:rFonts w:ascii="ヒラギノ角ゴ Pro W3" w:eastAsia="ヒラギノ角ゴ Pro W3" w:hAnsi="ヒラギノ角ゴ Pro W3" w:cs="Arial" w:hint="eastAsia"/>
             <w:kern w:val="0"/>
             <w:sz w:val="22"/>
@@ -2218,7 +2218,7 @@
       <w:hyperlink r:id="rId15" w:history="1">
         <w:r>
           <w:rPr>
-            <w:rStyle w:val="a3"/>
+            <w:rStyle w:val="Hyperlink"/>
             <w:rFonts w:ascii="ヒラギノ角ゴ Pro W3" w:eastAsia="ヒラギノ角ゴ Pro W3" w:hAnsi="ヒラギノ角ゴ Pro W3" w:cs="Arial" w:hint="eastAsia"/>
             <w:kern w:val="0"/>
             <w:sz w:val="22"/>
@@ -2275,7 +2275,7 @@
     </w:p>
     <w:p>
       <w:pPr>
-        <w:pStyle w:val="a5"/>
+        <w:pStyle w:val="ListParagraph"/>
         <w:widowControl/>
         <w:numPr>
           <w:ilvl w:val="0"/>
@@ -2347,7 +2347,7 @@
     </w:p>
     <w:p>
       <w:pPr>
-        <w:pStyle w:val="a5"/>
+        <w:pStyle w:val="ListParagraph"/>
         <w:widowControl/>
         <w:numPr>
           <w:ilvl w:val="0"/>
@@ -2428,7 +2428,7 @@
     </w:p>
     <w:p>
       <w:pPr>
-        <w:pStyle w:val="a5"/>
+        <w:pStyle w:val="ListParagraph"/>
         <w:widowControl/>
         <w:numPr>
           <w:ilvl w:val="0"/>
@@ -2464,7 +2464,7 @@
     </w:p>
     <w:p>
       <w:pPr>
-        <w:pStyle w:val="a5"/>
+        <w:pStyle w:val="ListParagraph"/>
         <w:widowControl/>
         <w:numPr>
           <w:ilvl w:val="0"/>
@@ -2500,7 +2500,7 @@
     </w:p>
     <w:p>
       <w:pPr>
-        <w:pStyle w:val="a5"/>
+        <w:pStyle w:val="ListParagraph"/>
         <w:widowControl/>
         <w:numPr>
           <w:ilvl w:val="0"/>
@@ -2536,7 +2536,7 @@
     </w:p>
     <w:p>
       <w:pPr>
-        <w:pStyle w:val="a5"/>
+        <w:pStyle w:val="ListParagraph"/>
         <w:widowControl/>
         <w:numPr>
           <w:ilvl w:val="0"/>
@@ -2608,7 +2608,7 @@
     </w:p>
     <w:p>
       <w:pPr>
-        <w:pStyle w:val="a5"/>
+        <w:pStyle w:val="ListParagraph"/>
         <w:widowControl/>
         <w:numPr>
           <w:ilvl w:val="0"/>
@@ -2698,7 +2698,7 @@
     </w:p>
     <w:p>
       <w:pPr>
-        <w:pStyle w:val="a5"/>
+        <w:pStyle w:val="ListParagraph"/>
         <w:widowControl/>
         <w:numPr>
           <w:ilvl w:val="0"/>
@@ -2725,7 +2725,7 @@
     </w:p>
     <w:p>
       <w:pPr>
-        <w:pStyle w:val="a5"/>
+        <w:pStyle w:val="ListParagraph"/>
         <w:widowControl/>
         <w:numPr>
           <w:ilvl w:val="0"/>
@@ -2752,7 +2752,7 @@
     </w:p>
     <w:p>
       <w:pPr>
-        <w:pStyle w:val="a5"/>
+        <w:pStyle w:val="ListParagraph"/>
         <w:widowControl/>
         <w:numPr>
           <w:ilvl w:val="0"/>
@@ -2815,7 +2815,7 @@
     </w:p>
     <w:p>
       <w:pPr>
-        <w:pStyle w:val="a5"/>
+        <w:pStyle w:val="ListParagraph"/>
         <w:widowControl/>
         <w:numPr>
           <w:ilvl w:val="0"/>
@@ -2842,7 +2842,7 @@
     </w:p>
     <w:p>
       <w:pPr>
-        <w:pStyle w:val="a5"/>
+        <w:pStyle w:val="ListParagraph"/>
         <w:widowControl/>
         <w:numPr>
           <w:ilvl w:val="0"/>
@@ -2888,7 +2888,7 @@
     </w:p>
     <w:p>
       <w:pPr>
-        <w:pStyle w:val="a5"/>
+        <w:pStyle w:val="ListParagraph"/>
         <w:widowControl/>
         <w:numPr>
           <w:ilvl w:val="0"/>
@@ -3014,7 +3014,7 @@
     </w:p>
     <w:p>
       <w:pPr>
-        <w:pStyle w:val="a5"/>
+        <w:pStyle w:val="ListParagraph"/>
         <w:widowControl/>
         <w:numPr>
           <w:ilvl w:val="0"/>
@@ -3086,7 +3086,7 @@
     </w:p>
     <w:p>
       <w:pPr>
-        <w:pStyle w:val="a5"/>
+        <w:pStyle w:val="ListParagraph"/>
         <w:widowControl/>
         <w:numPr>
           <w:ilvl w:val="0"/>
@@ -3164,7 +3164,7 @@
     </w:p>
     <w:p>
       <w:pPr>
-        <w:pStyle w:val="a5"/>
+        <w:pStyle w:val="ListParagraph"/>
         <w:widowControl/>
         <w:numPr>
           <w:ilvl w:val="0"/>
@@ -3317,7 +3317,7 @@
     </w:p>
     <w:p>
       <w:pPr>
-        <w:pStyle w:val="a5"/>
+        <w:pStyle w:val="ListParagraph"/>
         <w:widowControl/>
         <w:numPr>
           <w:ilvl w:val="0"/>
@@ -3344,7 +3344,7 @@
     </w:p>
     <w:p>
       <w:pPr>
-        <w:pStyle w:val="a5"/>
+        <w:pStyle w:val="ListParagraph"/>
         <w:widowControl/>
         <w:numPr>
           <w:ilvl w:val="0"/>
@@ -3380,7 +3380,7 @@
     </w:p>
     <w:p>
       <w:pPr>
-        <w:pStyle w:val="a5"/>
+        <w:pStyle w:val="ListParagraph"/>
         <w:widowControl/>
         <w:numPr>
           <w:ilvl w:val="0"/>
@@ -3434,7 +3434,7 @@
     </w:p>
     <w:p>
       <w:pPr>
-        <w:pStyle w:val="a5"/>
+        <w:pStyle w:val="ListParagraph"/>
         <w:widowControl/>
         <w:numPr>
           <w:ilvl w:val="0"/>
@@ -3479,7 +3479,7 @@
     </w:p>
     <w:p>
       <w:pPr>
-        <w:pStyle w:val="a5"/>
+        <w:pStyle w:val="ListParagraph"/>
         <w:widowControl/>
         <w:numPr>
           <w:ilvl w:val="0"/>
@@ -3524,7 +3524,7 @@
     </w:p>
     <w:p>
       <w:pPr>
-        <w:pStyle w:val="a5"/>
+        <w:pStyle w:val="ListParagraph"/>
         <w:widowControl/>
         <w:numPr>
           <w:ilvl w:val="0"/>
@@ -3569,7 +3569,7 @@
     </w:p>
     <w:p>
       <w:pPr>
-        <w:pStyle w:val="a5"/>
+        <w:pStyle w:val="ListParagraph"/>
         <w:widowControl/>
         <w:numPr>
           <w:ilvl w:val="0"/>
@@ -3596,7 +3596,7 @@
     </w:p>
     <w:p>
       <w:pPr>
-        <w:pStyle w:val="a5"/>
+        <w:pStyle w:val="ListParagraph"/>
         <w:widowControl/>
         <w:numPr>
           <w:ilvl w:val="0"/>
@@ -3625,7 +3625,7 @@
     </w:p>
     <w:p>
       <w:pPr>
-        <w:pStyle w:val="a5"/>
+        <w:pStyle w:val="ListParagraph"/>
         <w:widowControl/>
         <w:numPr>
           <w:ilvl w:val="0"/>
@@ -3647,7 +3647,25 @@
           <w:sz w:val="22"/>
           <w:szCs w:val="22"/>
         </w:rPr>
-        <w:t>Quarterly Journal of the Royal Meteorological Society (1)</w:t>
+        <w:t>Quarterly Journal of the Royal Meteorological Society (</w:t>
+      </w:r>
+      <w:r>
+        <w:rPr>
+          <w:rFonts w:ascii="Arial" w:eastAsia="Meiryo UI" w:hAnsi="Arial" w:cs="Arial"/>
+          <w:kern w:val="0"/>
+          <w:sz w:val="22"/>
+          <w:szCs w:val="22"/>
+        </w:rPr>
+        <w:t>2</w:t>
+      </w:r>
+      <w:r>
+        <w:rPr>
+          <w:rFonts w:ascii="Arial" w:eastAsia="Meiryo UI" w:hAnsi="Arial" w:cs="Arial"/>
+          <w:kern w:val="0"/>
+          <w:sz w:val="22"/>
+          <w:szCs w:val="22"/>
+        </w:rPr>
+        <w:t>)</w:t>
       </w:r>
     </w:p>
     <w:p>
@@ -3717,7 +3735,7 @@
     </w:p>
     <w:p>
       <w:pPr>
-        <w:pStyle w:val="a5"/>
+        <w:pStyle w:val="ListParagraph"/>
         <w:widowControl/>
         <w:numPr>
           <w:ilvl w:val="0"/>
@@ -3756,7 +3774,7 @@
     </w:p>
     <w:p>
       <w:pPr>
-        <w:pStyle w:val="a5"/>
+        <w:pStyle w:val="ListParagraph"/>
         <w:widowControl/>
         <w:ind w:leftChars="0" w:left="360"/>
         <w:jc w:val="left"/>
@@ -3779,7 +3797,7 @@
     </w:p>
     <w:p>
       <w:pPr>
-        <w:pStyle w:val="a5"/>
+        <w:pStyle w:val="ListParagraph"/>
         <w:widowControl/>
         <w:ind w:leftChars="0" w:left="360"/>
         <w:jc w:val="left"/>
@@ -3851,7 +3869,7 @@
       <w:hyperlink r:id="rId16" w:history="1">
         <w:r>
           <w:rPr>
-            <w:rStyle w:val="a3"/>
+            <w:rStyle w:val="Hyperlink"/>
             <w:rFonts w:ascii="Arial" w:eastAsia="Meiryo UI" w:hAnsi="Arial" w:cs="Arial"/>
             <w:kern w:val="0"/>
             <w:sz w:val="22"/>
@@ -3872,7 +3890,7 @@
     </w:p>
     <w:p>
       <w:pPr>
-        <w:pStyle w:val="a5"/>
+        <w:pStyle w:val="ListParagraph"/>
         <w:widowControl/>
         <w:numPr>
           <w:ilvl w:val="0"/>
@@ -3911,7 +3929,7 @@
     </w:p>
     <w:p>
       <w:pPr>
-        <w:pStyle w:val="a5"/>
+        <w:pStyle w:val="ListParagraph"/>
         <w:widowControl/>
         <w:ind w:leftChars="0" w:left="360"/>
         <w:jc w:val="left"/>
@@ -3952,7 +3970,7 @@
     </w:p>
     <w:p>
       <w:pPr>
-        <w:pStyle w:val="a5"/>
+        <w:pStyle w:val="ListParagraph"/>
         <w:widowControl/>
         <w:ind w:leftChars="0" w:left="360"/>
         <w:jc w:val="left"/>
@@ -4015,7 +4033,7 @@
       <w:hyperlink r:id="rId17" w:history="1">
         <w:r>
           <w:rPr>
-            <w:rStyle w:val="a3"/>
+            <w:rStyle w:val="Hyperlink"/>
             <w:rFonts w:ascii="Arial" w:eastAsia="Meiryo UI" w:hAnsi="Arial" w:cs="Arial"/>
             <w:kern w:val="0"/>
             <w:sz w:val="22"/>
@@ -4036,7 +4054,7 @@
     </w:p>
     <w:p>
       <w:pPr>
-        <w:pStyle w:val="a5"/>
+        <w:pStyle w:val="ListParagraph"/>
         <w:widowControl/>
         <w:numPr>
           <w:ilvl w:val="0"/>
@@ -4075,7 +4093,7 @@
     </w:p>
     <w:p>
       <w:pPr>
-        <w:pStyle w:val="a5"/>
+        <w:pStyle w:val="ListParagraph"/>
         <w:widowControl/>
         <w:ind w:leftChars="0" w:left="360"/>
         <w:jc w:val="left"/>
@@ -4098,7 +4116,7 @@
     </w:p>
     <w:p>
       <w:pPr>
-        <w:pStyle w:val="a5"/>
+        <w:pStyle w:val="ListParagraph"/>
         <w:widowControl/>
         <w:ind w:leftChars="0" w:left="360"/>
         <w:jc w:val="left"/>
@@ -4172,7 +4190,7 @@
       <w:hyperlink r:id="rId18" w:history="1">
         <w:r>
           <w:rPr>
-            <w:rStyle w:val="a3"/>
+            <w:rStyle w:val="Hyperlink"/>
             <w:rFonts w:ascii="Arial" w:eastAsia="Meiryo UI" w:hAnsi="Arial" w:cs="Arial"/>
             <w:kern w:val="0"/>
             <w:sz w:val="22"/>
@@ -4193,7 +4211,7 @@
     </w:p>
     <w:p>
       <w:pPr>
-        <w:pStyle w:val="a5"/>
+        <w:pStyle w:val="ListParagraph"/>
         <w:widowControl/>
         <w:numPr>
           <w:ilvl w:val="0"/>
@@ -4232,7 +4250,7 @@
     </w:p>
     <w:p>
       <w:pPr>
-        <w:pStyle w:val="a5"/>
+        <w:pStyle w:val="ListParagraph"/>
         <w:widowControl/>
         <w:ind w:leftChars="0" w:left="360"/>
         <w:jc w:val="left"/>
@@ -4255,7 +4273,7 @@
     </w:p>
     <w:p>
       <w:pPr>
-        <w:pStyle w:val="a5"/>
+        <w:pStyle w:val="ListParagraph"/>
         <w:widowControl/>
         <w:ind w:leftChars="0" w:left="360"/>
         <w:jc w:val="left"/>
@@ -4357,7 +4375,7 @@
       <w:hyperlink r:id="rId19" w:history="1">
         <w:r>
           <w:rPr>
-            <w:rStyle w:val="a3"/>
+            <w:rStyle w:val="Hyperlink"/>
             <w:rFonts w:ascii="Arial" w:eastAsia="Meiryo UI" w:hAnsi="Arial" w:cs="Arial"/>
             <w:kern w:val="0"/>
             <w:sz w:val="22"/>
@@ -4378,7 +4396,7 @@
     </w:p>
     <w:p>
       <w:pPr>
-        <w:pStyle w:val="a5"/>
+        <w:pStyle w:val="ListParagraph"/>
         <w:widowControl/>
         <w:numPr>
           <w:ilvl w:val="0"/>
@@ -4446,7 +4464,7 @@
     </w:p>
     <w:p>
       <w:pPr>
-        <w:pStyle w:val="a5"/>
+        <w:pStyle w:val="ListParagraph"/>
         <w:widowControl/>
         <w:ind w:leftChars="0" w:left="360"/>
         <w:jc w:val="left"/>
@@ -4470,7 +4488,7 @@
     </w:p>
     <w:p>
       <w:pPr>
-        <w:pStyle w:val="a5"/>
+        <w:pStyle w:val="ListParagraph"/>
         <w:widowControl/>
         <w:ind w:leftChars="0" w:left="360"/>
         <w:jc w:val="left"/>
@@ -4540,7 +4558,7 @@
       <w:hyperlink r:id="rId20" w:history="1">
         <w:r>
           <w:rPr>
-            <w:rStyle w:val="a3"/>
+            <w:rStyle w:val="Hyperlink"/>
             <w:rFonts w:ascii="Arial" w:eastAsia="Meiryo UI" w:hAnsi="Arial" w:cs="Arial"/>
             <w:kern w:val="0"/>
             <w:sz w:val="22"/>
@@ -4561,7 +4579,7 @@
     </w:p>
     <w:p>
       <w:pPr>
-        <w:pStyle w:val="a5"/>
+        <w:pStyle w:val="ListParagraph"/>
         <w:widowControl/>
         <w:numPr>
           <w:ilvl w:val="0"/>
@@ -4663,7 +4681,7 @@
     </w:p>
     <w:p>
       <w:pPr>
-        <w:pStyle w:val="a5"/>
+        <w:pStyle w:val="ListParagraph"/>
         <w:widowControl/>
         <w:ind w:leftChars="0" w:left="360"/>
         <w:jc w:val="left"/>
@@ -4686,7 +4704,7 @@
     </w:p>
     <w:p>
       <w:pPr>
-        <w:pStyle w:val="a5"/>
+        <w:pStyle w:val="ListParagraph"/>
         <w:widowControl/>
         <w:ind w:leftChars="0" w:left="360"/>
         <w:jc w:val="left"/>
@@ -4749,7 +4767,7 @@
       <w:hyperlink r:id="rId21" w:history="1">
         <w:r>
           <w:rPr>
-            <w:rStyle w:val="a3"/>
+            <w:rStyle w:val="Hyperlink"/>
             <w:rFonts w:ascii="Arial" w:eastAsia="Meiryo UI" w:hAnsi="Arial" w:cs="Arial"/>
             <w:kern w:val="0"/>
             <w:sz w:val="22"/>
@@ -4770,7 +4788,7 @@
     </w:p>
     <w:p>
       <w:pPr>
-        <w:pStyle w:val="a5"/>
+        <w:pStyle w:val="ListParagraph"/>
         <w:widowControl/>
         <w:numPr>
           <w:ilvl w:val="0"/>
@@ -4809,7 +4827,7 @@
     </w:p>
     <w:p>
       <w:pPr>
-        <w:pStyle w:val="a5"/>
+        <w:pStyle w:val="ListParagraph"/>
         <w:widowControl/>
         <w:ind w:leftChars="0" w:left="360"/>
         <w:jc w:val="left"/>
@@ -4841,7 +4859,7 @@
     </w:p>
     <w:p>
       <w:pPr>
-        <w:pStyle w:val="a5"/>
+        <w:pStyle w:val="ListParagraph"/>
         <w:widowControl/>
         <w:ind w:leftChars="0" w:left="360"/>
         <w:jc w:val="left"/>
@@ -4988,7 +5006,7 @@
       <w:hyperlink r:id="rId22" w:history="1">
         <w:r>
           <w:rPr>
-            <w:rStyle w:val="a3"/>
+            <w:rStyle w:val="Hyperlink"/>
             <w:rFonts w:ascii="Arial" w:eastAsia="Meiryo UI" w:hAnsi="Arial" w:cs="Arial"/>
             <w:kern w:val="0"/>
             <w:sz w:val="22"/>
@@ -5009,7 +5027,7 @@
     </w:p>
     <w:p>
       <w:pPr>
-        <w:pStyle w:val="a5"/>
+        <w:pStyle w:val="ListParagraph"/>
         <w:widowControl/>
         <w:numPr>
           <w:ilvl w:val="0"/>
@@ -5150,7 +5168,7 @@
     </w:p>
     <w:p>
       <w:pPr>
-        <w:pStyle w:val="a5"/>
+        <w:pStyle w:val="ListParagraph"/>
         <w:widowControl/>
         <w:ind w:leftChars="0" w:left="360"/>
         <w:jc w:val="left"/>
@@ -5238,7 +5256,7 @@
     </w:p>
     <w:p>
       <w:pPr>
-        <w:pStyle w:val="a5"/>
+        <w:pStyle w:val="ListParagraph"/>
         <w:widowControl/>
         <w:numPr>
           <w:ilvl w:val="0"/>
@@ -5310,7 +5328,7 @@
     </w:p>
     <w:p>
       <w:pPr>
-        <w:pStyle w:val="a5"/>
+        <w:pStyle w:val="ListParagraph"/>
         <w:widowControl/>
         <w:ind w:leftChars="0" w:left="360"/>
         <w:jc w:val="left"/>
@@ -5333,7 +5351,7 @@
       <w:hyperlink r:id="rId23" w:history="1">
         <w:r>
           <w:rPr>
-            <w:rStyle w:val="a3"/>
+            <w:rStyle w:val="Hyperlink"/>
             <w:rFonts w:ascii="ヒラギノ角ゴ Pro W3" w:eastAsia="ヒラギノ角ゴ Pro W3" w:hAnsi="ヒラギノ角ゴ Pro W3" w:cs="Arial"/>
             <w:kern w:val="0"/>
             <w:sz w:val="22"/>
@@ -5354,7 +5372,7 @@
     </w:p>
     <w:p>
       <w:pPr>
-        <w:pStyle w:val="a5"/>
+        <w:pStyle w:val="ListParagraph"/>
         <w:widowControl/>
         <w:numPr>
           <w:ilvl w:val="0"/>
@@ -5429,7 +5447,7 @@
     </w:p>
     <w:p>
       <w:pPr>
-        <w:pStyle w:val="a5"/>
+        <w:pStyle w:val="ListParagraph"/>
         <w:widowControl/>
         <w:ind w:leftChars="0" w:left="360"/>
         <w:jc w:val="left"/>
@@ -5452,7 +5470,7 @@
     </w:p>
     <w:p>
       <w:pPr>
-        <w:pStyle w:val="a5"/>
+        <w:pStyle w:val="ListParagraph"/>
         <w:widowControl/>
         <w:ind w:leftChars="0" w:left="360"/>
         <w:jc w:val="left"/>
@@ -5475,7 +5493,7 @@
     </w:p>
     <w:p>
       <w:pPr>
-        <w:pStyle w:val="a5"/>
+        <w:pStyle w:val="ListParagraph"/>
         <w:widowControl/>
         <w:numPr>
           <w:ilvl w:val="0"/>
@@ -5568,7 +5586,7 @@
     </w:p>
     <w:p>
       <w:pPr>
-        <w:pStyle w:val="a5"/>
+        <w:pStyle w:val="ListParagraph"/>
         <w:widowControl/>
         <w:ind w:leftChars="0" w:left="360"/>
         <w:jc w:val="left"/>
@@ -5600,7 +5618,7 @@
     </w:p>
     <w:p>
       <w:pPr>
-        <w:pStyle w:val="a5"/>
+        <w:pStyle w:val="ListParagraph"/>
         <w:widowControl/>
         <w:ind w:leftChars="0" w:left="360"/>
         <w:jc w:val="left"/>
@@ -5641,7 +5659,7 @@
     </w:p>
     <w:p>
       <w:pPr>
-        <w:pStyle w:val="a5"/>
+        <w:pStyle w:val="ListParagraph"/>
         <w:widowControl/>
         <w:numPr>
           <w:ilvl w:val="0"/>
@@ -5725,7 +5743,7 @@
     </w:p>
     <w:p>
       <w:pPr>
-        <w:pStyle w:val="a5"/>
+        <w:pStyle w:val="ListParagraph"/>
         <w:widowControl/>
         <w:ind w:leftChars="0" w:left="360"/>
         <w:jc w:val="left"/>
@@ -5820,7 +5838,7 @@
     </w:p>
     <w:p>
       <w:pPr>
-        <w:pStyle w:val="a5"/>
+        <w:pStyle w:val="ListParagraph"/>
         <w:widowControl/>
         <w:ind w:leftChars="0" w:left="360"/>
         <w:jc w:val="left"/>
@@ -5878,7 +5896,7 @@
     </w:p>
     <w:p>
       <w:pPr>
-        <w:pStyle w:val="a5"/>
+        <w:pStyle w:val="ListParagraph"/>
         <w:widowControl/>
         <w:numPr>
           <w:ilvl w:val="0"/>
@@ -5917,7 +5935,7 @@
     </w:p>
     <w:p>
       <w:pPr>
-        <w:pStyle w:val="a5"/>
+        <w:pStyle w:val="ListParagraph"/>
         <w:widowControl/>
         <w:ind w:leftChars="0" w:left="400"/>
         <w:jc w:val="left"/>
@@ -5940,7 +5958,7 @@
     </w:p>
     <w:p>
       <w:pPr>
-        <w:pStyle w:val="a5"/>
+        <w:pStyle w:val="ListParagraph"/>
         <w:widowControl/>
         <w:numPr>
           <w:ilvl w:val="0"/>
@@ -5979,7 +5997,7 @@
     </w:p>
     <w:p>
       <w:pPr>
-        <w:pStyle w:val="a5"/>
+        <w:pStyle w:val="ListParagraph"/>
         <w:widowControl/>
         <w:ind w:leftChars="0" w:left="400"/>
         <w:jc w:val="left"/>
@@ -6022,7 +6040,7 @@
     </w:p>
     <w:p>
       <w:pPr>
-        <w:pStyle w:val="a5"/>
+        <w:pStyle w:val="ListParagraph"/>
         <w:widowControl/>
         <w:numPr>
           <w:ilvl w:val="0"/>
@@ -6062,7 +6080,7 @@
     </w:p>
     <w:p>
       <w:pPr>
-        <w:pStyle w:val="a5"/>
+        <w:pStyle w:val="ListParagraph"/>
         <w:widowControl/>
         <w:ind w:leftChars="0" w:left="400"/>
         <w:jc w:val="left"/>
@@ -6085,7 +6103,7 @@
     </w:p>
     <w:p>
       <w:pPr>
-        <w:pStyle w:val="a5"/>
+        <w:pStyle w:val="ListParagraph"/>
         <w:widowControl/>
         <w:numPr>
           <w:ilvl w:val="0"/>
@@ -6133,7 +6151,7 @@
     </w:p>
     <w:p>
       <w:pPr>
-        <w:pStyle w:val="a5"/>
+        <w:pStyle w:val="ListParagraph"/>
         <w:widowControl/>
         <w:ind w:leftChars="0" w:left="400"/>
         <w:jc w:val="left"/>
@@ -6194,7 +6212,7 @@
     </w:p>
     <w:p>
       <w:pPr>
-        <w:pStyle w:val="a5"/>
+        <w:pStyle w:val="ListParagraph"/>
         <w:widowControl/>
         <w:numPr>
           <w:ilvl w:val="0"/>
@@ -6233,7 +6251,7 @@
     </w:p>
     <w:p>
       <w:pPr>
-        <w:pStyle w:val="a5"/>
+        <w:pStyle w:val="ListParagraph"/>
         <w:widowControl/>
         <w:ind w:leftChars="0" w:left="400"/>
         <w:jc w:val="left"/>
@@ -6298,7 +6316,7 @@
     </w:p>
     <w:p>
       <w:pPr>
-        <w:pStyle w:val="a5"/>
+        <w:pStyle w:val="ListParagraph"/>
         <w:widowControl/>
         <w:numPr>
           <w:ilvl w:val="0"/>
@@ -6346,7 +6364,7 @@
     </w:p>
     <w:p>
       <w:pPr>
-        <w:pStyle w:val="a5"/>
+        <w:pStyle w:val="ListParagraph"/>
         <w:widowControl/>
         <w:ind w:leftChars="0" w:left="400"/>
         <w:jc w:val="left"/>
@@ -6369,7 +6387,7 @@
     </w:p>
     <w:p>
       <w:pPr>
-        <w:pStyle w:val="a5"/>
+        <w:pStyle w:val="ListParagraph"/>
         <w:widowControl/>
         <w:numPr>
           <w:ilvl w:val="0"/>
@@ -6408,7 +6426,7 @@
     </w:p>
     <w:p>
       <w:pPr>
-        <w:pStyle w:val="a5"/>
+        <w:pStyle w:val="ListParagraph"/>
         <w:widowControl/>
         <w:ind w:leftChars="0" w:left="400"/>
         <w:jc w:val="left"/>
@@ -6431,7 +6449,7 @@
     </w:p>
     <w:p>
       <w:pPr>
-        <w:pStyle w:val="a5"/>
+        <w:pStyle w:val="ListParagraph"/>
         <w:widowControl/>
         <w:numPr>
           <w:ilvl w:val="0"/>
@@ -6470,7 +6488,7 @@
     </w:p>
     <w:p>
       <w:pPr>
-        <w:pStyle w:val="a5"/>
+        <w:pStyle w:val="ListParagraph"/>
         <w:widowControl/>
         <w:ind w:leftChars="0" w:left="400"/>
         <w:jc w:val="left"/>
@@ -6493,7 +6511,7 @@
     </w:p>
     <w:p>
       <w:pPr>
-        <w:pStyle w:val="a5"/>
+        <w:pStyle w:val="ListParagraph"/>
         <w:widowControl/>
         <w:numPr>
           <w:ilvl w:val="0"/>
@@ -6532,7 +6550,7 @@
     </w:p>
     <w:p>
       <w:pPr>
-        <w:pStyle w:val="a5"/>
+        <w:pStyle w:val="ListParagraph"/>
         <w:widowControl/>
         <w:ind w:leftChars="0" w:left="400"/>
         <w:jc w:val="left"/>
@@ -6555,7 +6573,7 @@
     </w:p>
     <w:p>
       <w:pPr>
-        <w:pStyle w:val="a5"/>
+        <w:pStyle w:val="ListParagraph"/>
         <w:widowControl/>
         <w:numPr>
           <w:ilvl w:val="0"/>
@@ -6594,7 +6612,7 @@
     </w:p>
     <w:p>
       <w:pPr>
-        <w:pStyle w:val="a5"/>
+        <w:pStyle w:val="ListParagraph"/>
         <w:widowControl/>
         <w:ind w:leftChars="0" w:left="400"/>
         <w:jc w:val="left"/>
@@ -6617,7 +6635,7 @@
     </w:p>
     <w:p>
       <w:pPr>
-        <w:pStyle w:val="a5"/>
+        <w:pStyle w:val="ListParagraph"/>
         <w:widowControl/>
         <w:numPr>
           <w:ilvl w:val="0"/>
@@ -6656,7 +6674,7 @@
     </w:p>
     <w:p>
       <w:pPr>
-        <w:pStyle w:val="a5"/>
+        <w:pStyle w:val="ListParagraph"/>
         <w:widowControl/>
         <w:ind w:leftChars="0" w:left="400"/>
         <w:jc w:val="left"/>
@@ -6699,7 +6717,7 @@
     </w:p>
     <w:p>
       <w:pPr>
-        <w:pStyle w:val="a5"/>
+        <w:pStyle w:val="ListParagraph"/>
         <w:widowControl/>
         <w:numPr>
           <w:ilvl w:val="0"/>
@@ -6738,7 +6756,7 @@
     </w:p>
     <w:p>
       <w:pPr>
-        <w:pStyle w:val="a5"/>
+        <w:pStyle w:val="ListParagraph"/>
         <w:widowControl/>
         <w:ind w:leftChars="0" w:left="400"/>
         <w:jc w:val="left"/>
@@ -6828,7 +6846,7 @@
     </w:p>
     <w:p>
       <w:pPr>
-        <w:pStyle w:val="a5"/>
+        <w:pStyle w:val="ListParagraph"/>
         <w:widowControl/>
         <w:numPr>
           <w:ilvl w:val="0"/>
@@ -6850,27 +6868,7 @@
           <w:sz w:val="22"/>
           <w:szCs w:val="22"/>
         </w:rPr>
-        <w:t xml:space="preserve">Megumi Okazaki, Satoru Oishi, Yasuhiro </w:t>
-      </w:r>
-      <w:proofErr w:type="spellStart"/>
-      <w:r>
-        <w:rPr>
-          <w:rFonts w:ascii="Arial" w:eastAsia="Meiryo UI" w:hAnsi="Arial" w:cs="Arial"/>
-          <w:kern w:val="0"/>
-          <w:sz w:val="22"/>
-          <w:szCs w:val="22"/>
-        </w:rPr>
-        <w:t>Awata</w:t>
-      </w:r>
-      <w:proofErr w:type="spellEnd"/>
-      <w:r>
-        <w:rPr>
-          <w:rFonts w:ascii="Arial" w:eastAsia="Meiryo UI" w:hAnsi="Arial" w:cs="Arial"/>
-          <w:kern w:val="0"/>
-          <w:sz w:val="22"/>
-          <w:szCs w:val="22"/>
-        </w:rPr>
-        <w:t xml:space="preserve">, </w:t>
+        <w:t xml:space="preserve">Megumi Okazaki, Satoru Oishi, Yasuhiro Awata, </w:t>
       </w:r>
       <w:r>
         <w:rPr>
@@ -6896,7 +6894,7 @@
     </w:p>
     <w:p>
       <w:pPr>
-        <w:pStyle w:val="a5"/>
+        <w:pStyle w:val="ListParagraph"/>
         <w:widowControl/>
         <w:ind w:leftChars="0" w:left="400"/>
         <w:jc w:val="left"/>
@@ -6919,7 +6917,7 @@
     </w:p>
     <w:p>
       <w:pPr>
-        <w:pStyle w:val="a5"/>
+        <w:pStyle w:val="ListParagraph"/>
         <w:widowControl/>
         <w:numPr>
           <w:ilvl w:val="0"/>
@@ -6958,7 +6956,7 @@
     </w:p>
     <w:p>
       <w:pPr>
-        <w:pStyle w:val="a5"/>
+        <w:pStyle w:val="ListParagraph"/>
         <w:widowControl/>
         <w:ind w:leftChars="0" w:left="400"/>
         <w:jc w:val="left"/>
@@ -7081,7 +7079,7 @@
     </w:p>
     <w:p>
       <w:pPr>
-        <w:pStyle w:val="a5"/>
+        <w:pStyle w:val="ListParagraph"/>
         <w:widowControl/>
         <w:numPr>
           <w:ilvl w:val="0"/>
@@ -7122,7 +7120,7 @@
     </w:p>
     <w:p>
       <w:pPr>
-        <w:pStyle w:val="a5"/>
+        <w:pStyle w:val="ListParagraph"/>
         <w:widowControl/>
         <w:ind w:leftChars="0" w:left="400"/>
         <w:jc w:val="left"/>
@@ -7185,7 +7183,7 @@
     </w:p>
     <w:p>
       <w:pPr>
-        <w:pStyle w:val="a5"/>
+        <w:pStyle w:val="ListParagraph"/>
         <w:widowControl/>
         <w:numPr>
           <w:ilvl w:val="0"/>
@@ -7207,27 +7205,7 @@
           <w:sz w:val="22"/>
           <w:szCs w:val="22"/>
         </w:rPr>
-        <w:t xml:space="preserve">Megumi Okazaki, Satoru Oishi, Yasuhiro </w:t>
-      </w:r>
-      <w:proofErr w:type="spellStart"/>
-      <w:r>
-        <w:rPr>
-          <w:rFonts w:ascii="Arial" w:eastAsia="Meiryo UI" w:hAnsi="Arial" w:cs="Arial"/>
-          <w:kern w:val="0"/>
-          <w:sz w:val="22"/>
-          <w:szCs w:val="22"/>
-        </w:rPr>
-        <w:t>Awata</w:t>
-      </w:r>
-      <w:proofErr w:type="spellEnd"/>
-      <w:r>
-        <w:rPr>
-          <w:rFonts w:ascii="Arial" w:eastAsia="Meiryo UI" w:hAnsi="Arial" w:cs="Arial"/>
-          <w:kern w:val="0"/>
-          <w:sz w:val="22"/>
-          <w:szCs w:val="22"/>
-        </w:rPr>
-        <w:t xml:space="preserve">, </w:t>
+        <w:t xml:space="preserve">Megumi Okazaki, Satoru Oishi, Yasuhiro Awata, </w:t>
       </w:r>
       <w:r>
         <w:rPr>
@@ -7253,7 +7231,7 @@
     </w:p>
     <w:p>
       <w:pPr>
-        <w:pStyle w:val="a5"/>
+        <w:pStyle w:val="ListParagraph"/>
         <w:widowControl/>
         <w:ind w:leftChars="0" w:left="400"/>
         <w:jc w:val="left"/>
@@ -7321,7 +7299,7 @@
     </w:p>
     <w:p>
       <w:pPr>
-        <w:pStyle w:val="a5"/>
+        <w:pStyle w:val="ListParagraph"/>
         <w:widowControl/>
         <w:numPr>
           <w:ilvl w:val="0"/>
@@ -7362,7 +7340,7 @@
     </w:p>
     <w:p>
       <w:pPr>
-        <w:pStyle w:val="a5"/>
+        <w:pStyle w:val="ListParagraph"/>
         <w:widowControl/>
         <w:ind w:leftChars="0" w:left="400"/>
         <w:jc w:val="left"/>
@@ -7466,7 +7444,7 @@
     </w:p>
     <w:p>
       <w:pPr>
-        <w:pStyle w:val="a5"/>
+        <w:pStyle w:val="ListParagraph"/>
         <w:widowControl/>
         <w:numPr>
           <w:ilvl w:val="0"/>
@@ -7507,7 +7485,7 @@
     </w:p>
     <w:p>
       <w:pPr>
-        <w:pStyle w:val="a5"/>
+        <w:pStyle w:val="ListParagraph"/>
         <w:widowControl/>
         <w:ind w:leftChars="0" w:left="400"/>
         <w:jc w:val="left"/>
@@ -7602,7 +7580,7 @@
     </w:p>
     <w:p>
       <w:pPr>
-        <w:pStyle w:val="a5"/>
+        <w:pStyle w:val="ListParagraph"/>
         <w:widowControl/>
         <w:numPr>
           <w:ilvl w:val="0"/>
@@ -7643,7 +7621,7 @@
     </w:p>
     <w:p>
       <w:pPr>
-        <w:pStyle w:val="a5"/>
+        <w:pStyle w:val="ListParagraph"/>
         <w:widowControl/>
         <w:ind w:leftChars="0" w:left="400"/>
         <w:jc w:val="left"/>
@@ -7666,7 +7644,7 @@
     </w:p>
     <w:p>
       <w:pPr>
-        <w:pStyle w:val="a5"/>
+        <w:pStyle w:val="ListParagraph"/>
         <w:widowControl/>
         <w:numPr>
           <w:ilvl w:val="0"/>
@@ -7681,6 +7659,15 @@
           <w:szCs w:val="22"/>
         </w:rPr>
       </w:pPr>
+      <w:r>
+        <w:rPr>
+          <w:rFonts w:ascii="Arial" w:eastAsia="Meiryo UI" w:hAnsi="Arial" w:cs="Arial"/>
+          <w:kern w:val="0"/>
+          <w:sz w:val="22"/>
+          <w:szCs w:val="22"/>
+        </w:rPr>
+        <w:t xml:space="preserve">Kazil, J., R. Vogel, U. Hamburg, P. </w:t>
+      </w:r>
       <w:proofErr w:type="spellStart"/>
       <w:r>
         <w:rPr>
@@ -7689,7 +7676,7 @@
           <w:sz w:val="22"/>
           <w:szCs w:val="22"/>
         </w:rPr>
-        <w:t>Kazil</w:t>
+        <w:t>Alinaghi</w:t>
       </w:r>
       <w:proofErr w:type="spellEnd"/>
       <w:r>
@@ -7699,7 +7686,7 @@
           <w:sz w:val="22"/>
           <w:szCs w:val="22"/>
         </w:rPr>
-        <w:t xml:space="preserve">, J., R. Vogel, U. Hamburg, P. </w:t>
+        <w:t xml:space="preserve">, N. </w:t>
       </w:r>
       <w:proofErr w:type="spellStart"/>
       <w:r>
@@ -7709,7 +7696,7 @@
           <w:sz w:val="22"/>
           <w:szCs w:val="22"/>
         </w:rPr>
-        <w:t>Alinaghi</w:t>
+        <w:t>Antary</w:t>
       </w:r>
       <w:proofErr w:type="spellEnd"/>
       <w:r>
@@ -7719,7 +7706,7 @@
           <w:sz w:val="22"/>
           <w:szCs w:val="22"/>
         </w:rPr>
-        <w:t xml:space="preserve">, N. </w:t>
+        <w:t xml:space="preserve">, L. Bariteau, C. Bayley, P. </w:t>
       </w:r>
       <w:proofErr w:type="spellStart"/>
       <w:r>
@@ -7729,7 +7716,7 @@
           <w:sz w:val="22"/>
           <w:szCs w:val="22"/>
         </w:rPr>
-        <w:t>Antary</w:t>
+        <w:t>Blossey,S</w:t>
       </w:r>
       <w:proofErr w:type="spellEnd"/>
       <w:r>
@@ -7739,7 +7726,7 @@
           <w:sz w:val="22"/>
           <w:szCs w:val="22"/>
         </w:rPr>
-        <w:t xml:space="preserve">, L. Bariteau, C. Bayley, P. </w:t>
+        <w:t xml:space="preserve">. Boeing, K. K. </w:t>
       </w:r>
       <w:proofErr w:type="spellStart"/>
       <w:r>
@@ -7749,7 +7736,7 @@
           <w:sz w:val="22"/>
           <w:szCs w:val="22"/>
         </w:rPr>
-        <w:t>Blossey,S</w:t>
+        <w:t>Chandrakar</w:t>
       </w:r>
       <w:proofErr w:type="spellEnd"/>
       <w:r>
@@ -7759,7 +7746,7 @@
           <w:sz w:val="22"/>
           <w:szCs w:val="22"/>
         </w:rPr>
-        <w:t xml:space="preserve">. Boeing, K. K. </w:t>
+        <w:t xml:space="preserve">, T. Dauhu, L. Denby, A. Ekman, N. Falk, A. </w:t>
       </w:r>
       <w:proofErr w:type="spellStart"/>
       <w:r>
@@ -7769,7 +7756,7 @@
           <w:sz w:val="22"/>
           <w:szCs w:val="22"/>
         </w:rPr>
-        <w:t>Chandrakar</w:t>
+        <w:t>Fridlind</w:t>
       </w:r>
       <w:proofErr w:type="spellEnd"/>
       <w:r>
@@ -7779,7 +7766,7 @@
           <w:sz w:val="22"/>
           <w:szCs w:val="22"/>
         </w:rPr>
-        <w:t xml:space="preserve">, T. Dauhu, L. Denby, A. Ekman, N. Falk, A. </w:t>
+        <w:t xml:space="preserve">, S. </w:t>
       </w:r>
       <w:proofErr w:type="spellStart"/>
       <w:r>
@@ -7789,7 +7776,7 @@
           <w:sz w:val="22"/>
           <w:szCs w:val="22"/>
         </w:rPr>
-        <w:t>Fridlind</w:t>
+        <w:t>Ghazaye</w:t>
       </w:r>
       <w:proofErr w:type="spellEnd"/>
       <w:r>
@@ -7799,7 +7786,7 @@
           <w:sz w:val="22"/>
           <w:szCs w:val="22"/>
         </w:rPr>
-        <w:t xml:space="preserve">, S. </w:t>
+        <w:t xml:space="preserve">, T. Heus, F. Hoffmann, M. Janssens, F. Jansson, L. Kang, J.-S. Lim, D. Mechem, R. </w:t>
       </w:r>
       <w:proofErr w:type="spellStart"/>
       <w:r>
@@ -7809,7 +7796,7 @@
           <w:sz w:val="22"/>
           <w:szCs w:val="22"/>
         </w:rPr>
-        <w:t>Ghazaye</w:t>
+        <w:t>Neggers</w:t>
       </w:r>
       <w:proofErr w:type="spellEnd"/>
       <w:r>
@@ -7819,7 +7806,7 @@
           <w:sz w:val="22"/>
           <w:szCs w:val="22"/>
         </w:rPr>
-        <w:t xml:space="preserve">, T. Heus, F. Hoffmann, M. Janssens, F. Jansson, L. Kang, J.-S. Lim, D. Mechem, R. </w:t>
+        <w:t xml:space="preserve">, G. Raghunathan, N. Robbins, J. </w:t>
       </w:r>
       <w:proofErr w:type="spellStart"/>
       <w:r>
@@ -7829,7 +7816,7 @@
           <w:sz w:val="22"/>
           <w:szCs w:val="22"/>
         </w:rPr>
-        <w:t>Neggers</w:t>
+        <w:t>Savre</w:t>
       </w:r>
       <w:proofErr w:type="spellEnd"/>
       <w:r>
@@ -7839,7 +7826,7 @@
           <w:sz w:val="22"/>
           <w:szCs w:val="22"/>
         </w:rPr>
-        <w:t xml:space="preserve">, G. Raghunathan, N. Robbins, J. </w:t>
+        <w:t xml:space="preserve">, H. Schulz, S.-I. Shima, P. </w:t>
       </w:r>
       <w:proofErr w:type="spellStart"/>
       <w:r>
@@ -7849,7 +7836,7 @@
           <w:sz w:val="22"/>
           <w:szCs w:val="22"/>
         </w:rPr>
-        <w:t>Savre</w:t>
+        <w:t>Siebesma</w:t>
       </w:r>
       <w:proofErr w:type="spellEnd"/>
       <w:r>
@@ -7859,26 +7846,6 @@
           <w:sz w:val="22"/>
           <w:szCs w:val="22"/>
         </w:rPr>
-        <w:t xml:space="preserve">, H. Schulz, S.-I. Shima, P. </w:t>
-      </w:r>
-      <w:proofErr w:type="spellStart"/>
-      <w:r>
-        <w:rPr>
-          <w:rFonts w:ascii="Arial" w:eastAsia="Meiryo UI" w:hAnsi="Arial" w:cs="Arial"/>
-          <w:kern w:val="0"/>
-          <w:sz w:val="22"/>
-          <w:szCs w:val="22"/>
-        </w:rPr>
-        <w:t>Siebesma</w:t>
-      </w:r>
-      <w:proofErr w:type="spellEnd"/>
-      <w:r>
-        <w:rPr>
-          <w:rFonts w:ascii="Arial" w:eastAsia="Meiryo UI" w:hAnsi="Arial" w:cs="Arial"/>
-          <w:kern w:val="0"/>
-          <w:sz w:val="22"/>
-          <w:szCs w:val="22"/>
-        </w:rPr>
         <w:t xml:space="preserve">, M. Tang, N. Tobias, G. Torri, S. van, den Heever, T. Yamaguchi, </w:t>
       </w:r>
       <w:r>
@@ -7918,32 +7885,12 @@
           <w:sz w:val="22"/>
           <w:szCs w:val="22"/>
         </w:rPr>
-        <w:t xml:space="preserve">Cold Pool Analysis from the Cold Pool Model Intercomparison Project (CP-MIP), </w:t>
-      </w:r>
-      <w:proofErr w:type="spellStart"/>
-      <w:r>
-        <w:rPr>
-          <w:rFonts w:ascii="Arial" w:eastAsia="Meiryo UI" w:hAnsi="Arial" w:cs="Arial"/>
-          <w:kern w:val="0"/>
-          <w:sz w:val="22"/>
-          <w:szCs w:val="22"/>
-        </w:rPr>
-        <w:t>Americal</w:t>
-      </w:r>
-      <w:proofErr w:type="spellEnd"/>
-      <w:r>
-        <w:rPr>
-          <w:rFonts w:ascii="Arial" w:eastAsia="Meiryo UI" w:hAnsi="Arial" w:cs="Arial"/>
-          <w:kern w:val="0"/>
-          <w:sz w:val="22"/>
-          <w:szCs w:val="22"/>
-        </w:rPr>
-        <w:t xml:space="preserve"> Meteorological Society (AMS) Annual Meeting, Jan, 2025.</w:t>
-      </w:r>
-    </w:p>
-    <w:p>
-      <w:pPr>
-        <w:pStyle w:val="a5"/>
+        <w:t>Cold Pool Analysis from the Cold Pool Model Intercomparison Project (CP-MIP), Americal Meteorological Society (AMS) Annual Meeting, Jan, 2025.</w:t>
+      </w:r>
+    </w:p>
+    <w:p>
+      <w:pPr>
+        <w:pStyle w:val="ListParagraph"/>
         <w:widowControl/>
         <w:numPr>
           <w:ilvl w:val="0"/>
@@ -8047,7 +7994,7 @@
     </w:p>
     <w:p>
       <w:pPr>
-        <w:pStyle w:val="a5"/>
+        <w:pStyle w:val="ListParagraph"/>
         <w:widowControl/>
         <w:numPr>
           <w:ilvl w:val="0"/>
@@ -8098,7 +8045,7 @@
     </w:p>
     <w:p>
       <w:pPr>
-        <w:pStyle w:val="a5"/>
+        <w:pStyle w:val="ListParagraph"/>
         <w:widowControl/>
         <w:ind w:leftChars="0" w:left="360"/>
         <w:jc w:val="left"/>
@@ -8121,7 +8068,7 @@
     </w:p>
     <w:p>
       <w:pPr>
-        <w:pStyle w:val="a5"/>
+        <w:pStyle w:val="ListParagraph"/>
         <w:widowControl/>
         <w:ind w:leftChars="0" w:left="360"/>
         <w:jc w:val="left"/>
@@ -8180,7 +8127,7 @@
     </w:p>
     <w:p>
       <w:pPr>
-        <w:pStyle w:val="a5"/>
+        <w:pStyle w:val="ListParagraph"/>
         <w:widowControl/>
         <w:numPr>
           <w:ilvl w:val="0"/>
@@ -8219,7 +8166,7 @@
     </w:p>
     <w:p>
       <w:pPr>
-        <w:pStyle w:val="a5"/>
+        <w:pStyle w:val="ListParagraph"/>
         <w:widowControl/>
         <w:ind w:leftChars="0" w:left="360"/>
         <w:jc w:val="left"/>
@@ -8242,7 +8189,7 @@
     </w:p>
     <w:p>
       <w:pPr>
-        <w:pStyle w:val="a5"/>
+        <w:pStyle w:val="ListParagraph"/>
         <w:widowControl/>
         <w:ind w:leftChars="0" w:left="360"/>
         <w:jc w:val="left"/>
@@ -8266,7 +8213,7 @@
     </w:p>
     <w:p>
       <w:pPr>
-        <w:pStyle w:val="a5"/>
+        <w:pStyle w:val="ListParagraph"/>
         <w:widowControl/>
         <w:numPr>
           <w:ilvl w:val="0"/>
@@ -8305,7 +8252,7 @@
     </w:p>
     <w:p>
       <w:pPr>
-        <w:pStyle w:val="a5"/>
+        <w:pStyle w:val="ListParagraph"/>
         <w:widowControl/>
         <w:ind w:leftChars="0" w:left="360"/>
         <w:jc w:val="left"/>
@@ -8328,7 +8275,7 @@
     </w:p>
     <w:p>
       <w:pPr>
-        <w:pStyle w:val="a5"/>
+        <w:pStyle w:val="ListParagraph"/>
         <w:widowControl/>
         <w:ind w:leftChars="0" w:left="360"/>
         <w:jc w:val="left"/>
@@ -8351,7 +8298,7 @@
     </w:p>
     <w:p>
       <w:pPr>
-        <w:pStyle w:val="a5"/>
+        <w:pStyle w:val="ListParagraph"/>
         <w:widowControl/>
         <w:numPr>
           <w:ilvl w:val="0"/>
@@ -8390,7 +8337,7 @@
     </w:p>
     <w:p>
       <w:pPr>
-        <w:pStyle w:val="a5"/>
+        <w:pStyle w:val="ListParagraph"/>
         <w:widowControl/>
         <w:ind w:leftChars="0" w:left="360"/>
         <w:jc w:val="left"/>
@@ -8449,7 +8396,7 @@
     </w:p>
     <w:p>
       <w:pPr>
-        <w:pStyle w:val="a5"/>
+        <w:pStyle w:val="ListParagraph"/>
         <w:widowControl/>
         <w:numPr>
           <w:ilvl w:val="0"/>
@@ -8488,7 +8435,7 @@
     </w:p>
     <w:p>
       <w:pPr>
-        <w:pStyle w:val="a5"/>
+        <w:pStyle w:val="ListParagraph"/>
         <w:widowControl/>
         <w:ind w:leftChars="0" w:left="360"/>
         <w:jc w:val="left"/>
@@ -8511,7 +8458,7 @@
     </w:p>
     <w:p>
       <w:pPr>
-        <w:pStyle w:val="a5"/>
+        <w:pStyle w:val="ListParagraph"/>
         <w:widowControl/>
         <w:ind w:leftChars="0" w:left="360"/>
         <w:jc w:val="left"/>
@@ -8551,7 +8498,7 @@
     </w:p>
     <w:p>
       <w:pPr>
-        <w:pStyle w:val="a5"/>
+        <w:pStyle w:val="ListParagraph"/>
         <w:widowControl/>
         <w:numPr>
           <w:ilvl w:val="0"/>
@@ -8590,7 +8537,7 @@
     </w:p>
     <w:p>
       <w:pPr>
-        <w:pStyle w:val="a5"/>
+        <w:pStyle w:val="ListParagraph"/>
         <w:widowControl/>
         <w:ind w:leftChars="0" w:left="360"/>
         <w:jc w:val="left"/>
@@ -8613,7 +8560,7 @@
     </w:p>
     <w:p>
       <w:pPr>
-        <w:pStyle w:val="a5"/>
+        <w:pStyle w:val="ListParagraph"/>
         <w:widowControl/>
         <w:ind w:leftChars="0" w:left="360"/>
         <w:jc w:val="left"/>
@@ -8636,7 +8583,7 @@
     </w:p>
     <w:p>
       <w:pPr>
-        <w:pStyle w:val="a5"/>
+        <w:pStyle w:val="ListParagraph"/>
         <w:widowControl/>
         <w:numPr>
           <w:ilvl w:val="0"/>
@@ -8675,7 +8622,7 @@
     </w:p>
     <w:p>
       <w:pPr>
-        <w:pStyle w:val="a5"/>
+        <w:pStyle w:val="ListParagraph"/>
         <w:widowControl/>
         <w:ind w:leftChars="0" w:left="360"/>
         <w:jc w:val="left"/>
@@ -8698,7 +8645,7 @@
     </w:p>
     <w:p>
       <w:pPr>
-        <w:pStyle w:val="a5"/>
+        <w:pStyle w:val="ListParagraph"/>
         <w:widowControl/>
         <w:ind w:leftChars="0" w:left="360"/>
         <w:jc w:val="left"/>
@@ -8738,7 +8685,7 @@
     </w:p>
     <w:p>
       <w:pPr>
-        <w:pStyle w:val="a5"/>
+        <w:pStyle w:val="ListParagraph"/>
         <w:widowControl/>
         <w:numPr>
           <w:ilvl w:val="0"/>
@@ -8777,7 +8724,7 @@
     </w:p>
     <w:p>
       <w:pPr>
-        <w:pStyle w:val="a5"/>
+        <w:pStyle w:val="ListParagraph"/>
         <w:widowControl/>
         <w:ind w:leftChars="0" w:left="360"/>
         <w:jc w:val="left"/>
@@ -8800,7 +8747,7 @@
     </w:p>
     <w:p>
       <w:pPr>
-        <w:pStyle w:val="a5"/>
+        <w:pStyle w:val="ListParagraph"/>
         <w:widowControl/>
         <w:ind w:leftChars="0" w:left="360"/>
         <w:jc w:val="left"/>
@@ -8823,7 +8770,7 @@
     </w:p>
     <w:p>
       <w:pPr>
-        <w:pStyle w:val="a5"/>
+        <w:pStyle w:val="ListParagraph"/>
         <w:widowControl/>
         <w:numPr>
           <w:ilvl w:val="0"/>
@@ -8862,7 +8809,7 @@
     </w:p>
     <w:p>
       <w:pPr>
-        <w:pStyle w:val="a5"/>
+        <w:pStyle w:val="ListParagraph"/>
         <w:widowControl/>
         <w:ind w:leftChars="0" w:left="360"/>
         <w:jc w:val="left"/>
@@ -8885,7 +8832,7 @@
     </w:p>
     <w:p>
       <w:pPr>
-        <w:pStyle w:val="a5"/>
+        <w:pStyle w:val="ListParagraph"/>
         <w:widowControl/>
         <w:ind w:leftChars="0" w:left="360"/>
         <w:jc w:val="left"/>
@@ -8944,7 +8891,7 @@
     </w:p>
     <w:p>
       <w:pPr>
-        <w:pStyle w:val="a5"/>
+        <w:pStyle w:val="ListParagraph"/>
         <w:widowControl/>
         <w:numPr>
           <w:ilvl w:val="0"/>
@@ -8983,7 +8930,7 @@
     </w:p>
     <w:p>
       <w:pPr>
-        <w:pStyle w:val="a5"/>
+        <w:pStyle w:val="ListParagraph"/>
         <w:widowControl/>
         <w:ind w:leftChars="0" w:left="360"/>
         <w:jc w:val="left"/>
@@ -9006,7 +8953,7 @@
     </w:p>
     <w:p>
       <w:pPr>
-        <w:pStyle w:val="a5"/>
+        <w:pStyle w:val="ListParagraph"/>
         <w:widowControl/>
         <w:ind w:leftChars="0" w:left="360"/>
         <w:jc w:val="left"/>
@@ -9082,7 +9029,7 @@
     </w:p>
     <w:p>
       <w:pPr>
-        <w:pStyle w:val="a5"/>
+        <w:pStyle w:val="ListParagraph"/>
         <w:widowControl/>
         <w:numPr>
           <w:ilvl w:val="0"/>
@@ -9121,7 +9068,7 @@
     </w:p>
     <w:p>
       <w:pPr>
-        <w:pStyle w:val="a5"/>
+        <w:pStyle w:val="ListParagraph"/>
         <w:widowControl/>
         <w:ind w:leftChars="0" w:left="360"/>
         <w:jc w:val="left"/>
@@ -9144,7 +9091,7 @@
     </w:p>
     <w:p>
       <w:pPr>
-        <w:pStyle w:val="a5"/>
+        <w:pStyle w:val="ListParagraph"/>
         <w:widowControl/>
         <w:ind w:leftChars="0" w:left="360"/>
         <w:jc w:val="left"/>
@@ -9167,7 +9114,7 @@
     </w:p>
     <w:p>
       <w:pPr>
-        <w:pStyle w:val="a5"/>
+        <w:pStyle w:val="ListParagraph"/>
         <w:widowControl/>
         <w:numPr>
           <w:ilvl w:val="0"/>
@@ -9248,7 +9195,7 @@
     </w:p>
     <w:p>
       <w:pPr>
-        <w:pStyle w:val="a5"/>
+        <w:pStyle w:val="ListParagraph"/>
         <w:widowControl/>
         <w:ind w:leftChars="0" w:left="360"/>
         <w:jc w:val="left"/>
@@ -9271,7 +9218,7 @@
     </w:p>
     <w:p>
       <w:pPr>
-        <w:pStyle w:val="a5"/>
+        <w:pStyle w:val="ListParagraph"/>
         <w:widowControl/>
         <w:ind w:leftChars="0" w:left="360"/>
         <w:jc w:val="left"/>
@@ -9294,7 +9241,7 @@
     </w:p>
     <w:p>
       <w:pPr>
-        <w:pStyle w:val="a5"/>
+        <w:pStyle w:val="ListParagraph"/>
         <w:widowControl/>
         <w:numPr>
           <w:ilvl w:val="0"/>
@@ -9342,7 +9289,7 @@
     </w:p>
     <w:p>
       <w:pPr>
-        <w:pStyle w:val="a5"/>
+        <w:pStyle w:val="ListParagraph"/>
         <w:widowControl/>
         <w:ind w:leftChars="0" w:left="360"/>
         <w:jc w:val="left"/>
@@ -9365,7 +9312,7 @@
     </w:p>
     <w:p>
       <w:pPr>
-        <w:pStyle w:val="a5"/>
+        <w:pStyle w:val="ListParagraph"/>
         <w:widowControl/>
         <w:ind w:leftChars="0" w:left="360"/>
         <w:jc w:val="left"/>
@@ -9388,7 +9335,7 @@
     </w:p>
     <w:p>
       <w:pPr>
-        <w:pStyle w:val="a5"/>
+        <w:pStyle w:val="ListParagraph"/>
         <w:widowControl/>
         <w:numPr>
           <w:ilvl w:val="0"/>
@@ -9451,7 +9398,7 @@
     </w:p>
     <w:p>
       <w:pPr>
-        <w:pStyle w:val="a5"/>
+        <w:pStyle w:val="ListParagraph"/>
         <w:widowControl/>
         <w:ind w:leftChars="0" w:left="360"/>
         <w:jc w:val="left"/>
@@ -9474,7 +9421,7 @@
     </w:p>
     <w:p>
       <w:pPr>
-        <w:pStyle w:val="a5"/>
+        <w:pStyle w:val="ListParagraph"/>
         <w:widowControl/>
         <w:ind w:leftChars="0" w:left="360"/>
         <w:jc w:val="left"/>
@@ -9497,7 +9444,7 @@
     </w:p>
     <w:p>
       <w:pPr>
-        <w:pStyle w:val="a5"/>
+        <w:pStyle w:val="ListParagraph"/>
         <w:widowControl/>
         <w:numPr>
           <w:ilvl w:val="0"/>
@@ -9519,151 +9466,183 @@
           <w:sz w:val="22"/>
           <w:szCs w:val="22"/>
         </w:rPr>
+        <w:t>岡崎恵,</w:t>
+      </w:r>
+      <w:r>
+        <w:rPr>
+          <w:rFonts w:ascii="ヒラギノ角ゴ Pro W3" w:eastAsia="ヒラギノ角ゴ Pro W3" w:hAnsi="ヒラギノ角ゴ Pro W3" w:cs="Arial"/>
+          <w:kern w:val="0"/>
+          <w:sz w:val="22"/>
+          <w:szCs w:val="22"/>
+        </w:rPr>
+        <w:t xml:space="preserve"> </w:t>
+      </w:r>
+      <w:r>
+        <w:rPr>
+          <w:rFonts w:ascii="ヒラギノ角ゴ Pro W3" w:eastAsia="ヒラギノ角ゴ Pro W3" w:hAnsi="ヒラギノ角ゴ Pro W3" w:cs="Arial" w:hint="eastAsia"/>
+          <w:kern w:val="0"/>
+          <w:sz w:val="22"/>
+          <w:szCs w:val="22"/>
+        </w:rPr>
+        <w:t>竹見哲也,</w:t>
+      </w:r>
+      <w:r>
+        <w:rPr>
+          <w:rFonts w:ascii="ヒラギノ角ゴ Pro W3" w:eastAsia="ヒラギノ角ゴ Pro W3" w:hAnsi="ヒラギノ角ゴ Pro W3" w:cs="Arial"/>
+          <w:kern w:val="0"/>
+          <w:sz w:val="22"/>
+          <w:szCs w:val="22"/>
+        </w:rPr>
+        <w:t xml:space="preserve"> </w:t>
+      </w:r>
+      <w:r>
+        <w:rPr>
+          <w:rFonts w:ascii="ヒラギノ角ゴ Pro W3" w:eastAsia="ヒラギノ角ゴ Pro W3" w:hAnsi="ヒラギノ角ゴ Pro W3" w:cs="Arial" w:hint="eastAsia"/>
+          <w:kern w:val="0"/>
+          <w:sz w:val="22"/>
+          <w:szCs w:val="22"/>
+        </w:rPr>
+        <w:t>大石哲,</w:t>
+      </w:r>
+      <w:r>
+        <w:rPr>
+          <w:rFonts w:ascii="ヒラギノ角ゴ Pro W3" w:eastAsia="ヒラギノ角ゴ Pro W3" w:hAnsi="ヒラギノ角ゴ Pro W3" w:cs="Arial"/>
+          <w:kern w:val="0"/>
+          <w:sz w:val="22"/>
+          <w:szCs w:val="22"/>
+        </w:rPr>
+        <w:t xml:space="preserve"> </w:t>
+      </w:r>
+      <w:r>
+        <w:rPr>
+          <w:rFonts w:ascii="ヒラギノ角ゴ Pro W3" w:eastAsia="ヒラギノ角ゴ Pro W3" w:hAnsi="ヒラギノ角ゴ Pro W3" w:cs="Arial" w:hint="eastAsia"/>
+          <w:kern w:val="0"/>
+          <w:sz w:val="22"/>
+          <w:szCs w:val="22"/>
+        </w:rPr>
+        <w:t>梶川義幸,</w:t>
+      </w:r>
+      <w:r>
+        <w:rPr>
+          <w:rFonts w:ascii="ヒラギノ角ゴ Pro W3" w:eastAsia="ヒラギノ角ゴ Pro W3" w:hAnsi="ヒラギノ角ゴ Pro W3" w:cs="Arial"/>
+          <w:kern w:val="0"/>
+          <w:sz w:val="22"/>
+          <w:szCs w:val="22"/>
+        </w:rPr>
+        <w:t xml:space="preserve"> </w:t>
+      </w:r>
+      <w:r>
+        <w:rPr>
+          <w:rFonts w:ascii="ヒラギノ角ゴ Pro W3" w:eastAsia="ヒラギノ角ゴ Pro W3" w:hAnsi="ヒラギノ角ゴ Pro W3" w:cs="Arial" w:hint="eastAsia"/>
+          <w:kern w:val="0"/>
+          <w:sz w:val="22"/>
+          <w:szCs w:val="22"/>
+        </w:rPr>
+        <w:t>山浦剛,</w:t>
+      </w:r>
+      <w:r>
+        <w:rPr>
+          <w:rFonts w:ascii="ヒラギノ角ゴ Pro W3" w:eastAsia="ヒラギノ角ゴ Pro W3" w:hAnsi="ヒラギノ角ゴ Pro W3" w:cs="Arial"/>
+          <w:kern w:val="0"/>
+          <w:sz w:val="22"/>
+          <w:szCs w:val="22"/>
+        </w:rPr>
+        <w:t xml:space="preserve"> </w:t>
+      </w:r>
+      <w:r>
+        <w:rPr>
+          <w:rFonts w:ascii="ヒラギノ角ゴ Pro W3" w:eastAsia="ヒラギノ角ゴ Pro W3" w:hAnsi="ヒラギノ角ゴ Pro W3" w:cs="Arial" w:hint="eastAsia"/>
+          <w:kern w:val="0"/>
+          <w:sz w:val="22"/>
+          <w:szCs w:val="22"/>
+        </w:rPr>
+        <w:t>阿波田康裕,</w:t>
+      </w:r>
+      <w:r>
+        <w:rPr>
+          <w:rFonts w:ascii="ヒラギノ角ゴ Pro W3" w:eastAsia="ヒラギノ角ゴ Pro W3" w:hAnsi="ヒラギノ角ゴ Pro W3" w:cs="Arial"/>
+          <w:kern w:val="0"/>
+          <w:sz w:val="22"/>
+          <w:szCs w:val="22"/>
+        </w:rPr>
+        <w:t xml:space="preserve"> </w:t>
+      </w:r>
+      <w:r>
+        <w:rPr>
+          <w:rFonts w:ascii="ヒラギノ角ゴ Pro W3" w:eastAsia="ヒラギノ角ゴ Pro W3" w:hAnsi="ヒラギノ角ゴ Pro W3" w:cs="Arial" w:hint="eastAsia"/>
+          <w:b/>
+          <w:bCs/>
+          <w:kern w:val="0"/>
+          <w:sz w:val="22"/>
+          <w:szCs w:val="22"/>
+          <w:u w:val="single"/>
+        </w:rPr>
+        <w:t>柳瀬友朗</w:t>
+      </w:r>
+      <w:r>
+        <w:rPr>
+          <w:rFonts w:ascii="ヒラギノ角ゴ Pro W3" w:eastAsia="ヒラギノ角ゴ Pro W3" w:hAnsi="ヒラギノ角ゴ Pro W3" w:cs="Arial" w:hint="eastAsia"/>
+          <w:kern w:val="0"/>
+          <w:sz w:val="22"/>
+          <w:szCs w:val="22"/>
+        </w:rPr>
+        <w:t>,</w:t>
+      </w:r>
+      <w:r>
+        <w:rPr>
+          <w:rFonts w:ascii="ヒラギノ角ゴ Pro W3" w:eastAsia="ヒラギノ角ゴ Pro W3" w:hAnsi="ヒラギノ角ゴ Pro W3" w:cs="Arial"/>
+          <w:kern w:val="0"/>
+          <w:sz w:val="22"/>
+          <w:szCs w:val="22"/>
+        </w:rPr>
+        <w:t xml:space="preserve"> </w:t>
+      </w:r>
+      <w:r>
+        <w:rPr>
+          <w:rFonts w:ascii="ヒラギノ角ゴ Pro W3" w:eastAsia="ヒラギノ角ゴ Pro W3" w:hAnsi="ヒラギノ角ゴ Pro W3" w:cs="Arial" w:hint="eastAsia"/>
+          <w:kern w:val="0"/>
+          <w:sz w:val="22"/>
+          <w:szCs w:val="22"/>
+        </w:rPr>
+        <w:t>松島知樹.</w:t>
+      </w:r>
+    </w:p>
+    <w:p>
+      <w:pPr>
+        <w:pStyle w:val="ListParagraph"/>
+        <w:widowControl/>
+        <w:ind w:leftChars="0" w:left="360"/>
+        <w:jc w:val="left"/>
+        <w:rPr>
+          <w:rFonts w:ascii="ヒラギノ角ゴ Pro W3" w:eastAsia="ヒラギノ角ゴ Pro W3" w:hAnsi="ヒラギノ角ゴ Pro W3" w:cs="Arial"/>
+          <w:kern w:val="0"/>
+          <w:sz w:val="22"/>
+          <w:szCs w:val="22"/>
+        </w:rPr>
+      </w:pPr>
+      <w:r>
+        <w:rPr>
+          <w:rFonts w:ascii="ヒラギノ角ゴ Pro W3" w:eastAsia="ヒラギノ角ゴ Pro W3" w:hAnsi="ヒラギノ角ゴ Pro W3" w:cs="Arial" w:hint="eastAsia"/>
+          <w:kern w:val="0"/>
+          <w:sz w:val="22"/>
+          <w:szCs w:val="22"/>
+        </w:rPr>
         <w:lastRenderedPageBreak/>
-        <w:t>岡崎恵,</w:t>
-      </w:r>
-      <w:r>
-        <w:rPr>
-          <w:rFonts w:ascii="ヒラギノ角ゴ Pro W3" w:eastAsia="ヒラギノ角ゴ Pro W3" w:hAnsi="ヒラギノ角ゴ Pro W3" w:cs="Arial"/>
-          <w:kern w:val="0"/>
-          <w:sz w:val="22"/>
-          <w:szCs w:val="22"/>
-        </w:rPr>
-        <w:t xml:space="preserve"> </w:t>
-      </w:r>
-      <w:r>
-        <w:rPr>
-          <w:rFonts w:ascii="ヒラギノ角ゴ Pro W3" w:eastAsia="ヒラギノ角ゴ Pro W3" w:hAnsi="ヒラギノ角ゴ Pro W3" w:cs="Arial" w:hint="eastAsia"/>
-          <w:kern w:val="0"/>
-          <w:sz w:val="22"/>
-          <w:szCs w:val="22"/>
-        </w:rPr>
-        <w:t>竹見哲也,</w:t>
-      </w:r>
-      <w:r>
-        <w:rPr>
-          <w:rFonts w:ascii="ヒラギノ角ゴ Pro W3" w:eastAsia="ヒラギノ角ゴ Pro W3" w:hAnsi="ヒラギノ角ゴ Pro W3" w:cs="Arial"/>
-          <w:kern w:val="0"/>
-          <w:sz w:val="22"/>
-          <w:szCs w:val="22"/>
-        </w:rPr>
-        <w:t xml:space="preserve"> </w:t>
-      </w:r>
-      <w:r>
-        <w:rPr>
-          <w:rFonts w:ascii="ヒラギノ角ゴ Pro W3" w:eastAsia="ヒラギノ角ゴ Pro W3" w:hAnsi="ヒラギノ角ゴ Pro W3" w:cs="Arial" w:hint="eastAsia"/>
-          <w:kern w:val="0"/>
-          <w:sz w:val="22"/>
-          <w:szCs w:val="22"/>
-        </w:rPr>
-        <w:t>大石哲,</w:t>
-      </w:r>
-      <w:r>
-        <w:rPr>
-          <w:rFonts w:ascii="ヒラギノ角ゴ Pro W3" w:eastAsia="ヒラギノ角ゴ Pro W3" w:hAnsi="ヒラギノ角ゴ Pro W3" w:cs="Arial"/>
-          <w:kern w:val="0"/>
-          <w:sz w:val="22"/>
-          <w:szCs w:val="22"/>
-        </w:rPr>
-        <w:t xml:space="preserve"> </w:t>
-      </w:r>
-      <w:r>
-        <w:rPr>
-          <w:rFonts w:ascii="ヒラギノ角ゴ Pro W3" w:eastAsia="ヒラギノ角ゴ Pro W3" w:hAnsi="ヒラギノ角ゴ Pro W3" w:cs="Arial" w:hint="eastAsia"/>
-          <w:kern w:val="0"/>
-          <w:sz w:val="22"/>
-          <w:szCs w:val="22"/>
-        </w:rPr>
-        <w:t>梶川義幸,</w:t>
-      </w:r>
-      <w:r>
-        <w:rPr>
-          <w:rFonts w:ascii="ヒラギノ角ゴ Pro W3" w:eastAsia="ヒラギノ角ゴ Pro W3" w:hAnsi="ヒラギノ角ゴ Pro W3" w:cs="Arial"/>
-          <w:kern w:val="0"/>
-          <w:sz w:val="22"/>
-          <w:szCs w:val="22"/>
-        </w:rPr>
-        <w:t xml:space="preserve"> </w:t>
-      </w:r>
-      <w:r>
-        <w:rPr>
-          <w:rFonts w:ascii="ヒラギノ角ゴ Pro W3" w:eastAsia="ヒラギノ角ゴ Pro W3" w:hAnsi="ヒラギノ角ゴ Pro W3" w:cs="Arial" w:hint="eastAsia"/>
-          <w:kern w:val="0"/>
-          <w:sz w:val="22"/>
-          <w:szCs w:val="22"/>
-        </w:rPr>
-        <w:t>山浦剛,</w:t>
-      </w:r>
-      <w:r>
-        <w:rPr>
-          <w:rFonts w:ascii="ヒラギノ角ゴ Pro W3" w:eastAsia="ヒラギノ角ゴ Pro W3" w:hAnsi="ヒラギノ角ゴ Pro W3" w:cs="Arial"/>
-          <w:kern w:val="0"/>
-          <w:sz w:val="22"/>
-          <w:szCs w:val="22"/>
-        </w:rPr>
-        <w:t xml:space="preserve"> </w:t>
-      </w:r>
-      <w:r>
-        <w:rPr>
-          <w:rFonts w:ascii="ヒラギノ角ゴ Pro W3" w:eastAsia="ヒラギノ角ゴ Pro W3" w:hAnsi="ヒラギノ角ゴ Pro W3" w:cs="Arial" w:hint="eastAsia"/>
-          <w:kern w:val="0"/>
-          <w:sz w:val="22"/>
-          <w:szCs w:val="22"/>
-        </w:rPr>
-        <w:t>阿波田康裕,</w:t>
-      </w:r>
-      <w:r>
-        <w:rPr>
-          <w:rFonts w:ascii="ヒラギノ角ゴ Pro W3" w:eastAsia="ヒラギノ角ゴ Pro W3" w:hAnsi="ヒラギノ角ゴ Pro W3" w:cs="Arial"/>
-          <w:kern w:val="0"/>
-          <w:sz w:val="22"/>
-          <w:szCs w:val="22"/>
-        </w:rPr>
-        <w:t xml:space="preserve"> </w:t>
-      </w:r>
-      <w:r>
-        <w:rPr>
-          <w:rFonts w:ascii="ヒラギノ角ゴ Pro W3" w:eastAsia="ヒラギノ角ゴ Pro W3" w:hAnsi="ヒラギノ角ゴ Pro W3" w:cs="Arial" w:hint="eastAsia"/>
-          <w:b/>
-          <w:bCs/>
-          <w:kern w:val="0"/>
-          <w:sz w:val="22"/>
-          <w:szCs w:val="22"/>
-          <w:u w:val="single"/>
-        </w:rPr>
-        <w:t>柳瀬友朗</w:t>
-      </w:r>
-      <w:r>
-        <w:rPr>
-          <w:rFonts w:ascii="ヒラギノ角ゴ Pro W3" w:eastAsia="ヒラギノ角ゴ Pro W3" w:hAnsi="ヒラギノ角ゴ Pro W3" w:cs="Arial" w:hint="eastAsia"/>
+        <w:t>ふた山形状の雨滴粒径分布の観測事例解析と形成物理メカニズム</w:t>
+      </w:r>
+      <w:r>
+        <w:rPr>
+          <w:rFonts w:ascii="ヒラギノ角ゴ Pro W3" w:eastAsia="ヒラギノ角ゴ Pro W3" w:hAnsi="ヒラギノ角ゴ Pro W3" w:cs="Arial"/>
           <w:kern w:val="0"/>
           <w:sz w:val="22"/>
           <w:szCs w:val="22"/>
         </w:rPr>
         <w:t>,</w:t>
       </w:r>
-      <w:r>
-        <w:rPr>
-          <w:rFonts w:ascii="ヒラギノ角ゴ Pro W3" w:eastAsia="ヒラギノ角ゴ Pro W3" w:hAnsi="ヒラギノ角ゴ Pro W3" w:cs="Arial"/>
-          <w:kern w:val="0"/>
-          <w:sz w:val="22"/>
-          <w:szCs w:val="22"/>
-        </w:rPr>
-        <w:t xml:space="preserve"> </w:t>
-      </w:r>
-      <w:r>
-        <w:rPr>
-          <w:rFonts w:ascii="ヒラギノ角ゴ Pro W3" w:eastAsia="ヒラギノ角ゴ Pro W3" w:hAnsi="ヒラギノ角ゴ Pro W3" w:cs="Arial" w:hint="eastAsia"/>
-          <w:kern w:val="0"/>
-          <w:sz w:val="22"/>
-          <w:szCs w:val="22"/>
-        </w:rPr>
-        <w:t>松島知樹.</w:t>
-      </w:r>
-    </w:p>
-    <w:p>
-      <w:pPr>
-        <w:pStyle w:val="a5"/>
+    </w:p>
+    <w:p>
+      <w:pPr>
+        <w:pStyle w:val="ListParagraph"/>
         <w:widowControl/>
         <w:ind w:leftChars="0" w:left="360"/>
         <w:jc w:val="left"/>
@@ -9676,38 +9655,6 @@
       </w:pPr>
       <w:r>
         <w:rPr>
-          <w:rFonts w:ascii="ヒラギノ角ゴ Pro W3" w:eastAsia="ヒラギノ角ゴ Pro W3" w:hAnsi="ヒラギノ角ゴ Pro W3" w:cs="Arial" w:hint="eastAsia"/>
-          <w:kern w:val="0"/>
-          <w:sz w:val="22"/>
-          <w:szCs w:val="22"/>
-        </w:rPr>
-        <w:t>ふた山形状の雨滴粒径分布の観測事例解析と形成物理メカニズム</w:t>
-      </w:r>
-      <w:r>
-        <w:rPr>
-          <w:rFonts w:ascii="ヒラギノ角ゴ Pro W3" w:eastAsia="ヒラギノ角ゴ Pro W3" w:hAnsi="ヒラギノ角ゴ Pro W3" w:cs="Arial"/>
-          <w:kern w:val="0"/>
-          <w:sz w:val="22"/>
-          <w:szCs w:val="22"/>
-        </w:rPr>
-        <w:t>,</w:t>
-      </w:r>
-    </w:p>
-    <w:p>
-      <w:pPr>
-        <w:pStyle w:val="a5"/>
-        <w:widowControl/>
-        <w:ind w:leftChars="0" w:left="360"/>
-        <w:jc w:val="left"/>
-        <w:rPr>
-          <w:rFonts w:ascii="ヒラギノ角ゴ Pro W3" w:eastAsia="ヒラギノ角ゴ Pro W3" w:hAnsi="ヒラギノ角ゴ Pro W3" w:cs="Arial"/>
-          <w:kern w:val="0"/>
-          <w:sz w:val="22"/>
-          <w:szCs w:val="22"/>
-        </w:rPr>
-      </w:pPr>
-      <w:r>
-        <w:rPr>
           <w:rFonts w:ascii="ヒラギノ角ゴ Pro W3" w:eastAsia="ヒラギノ角ゴ Pro W3" w:hAnsi="ヒラギノ角ゴ Pro W3" w:cs="Arial"/>
           <w:kern w:val="0"/>
           <w:sz w:val="22"/>
@@ -9718,7 +9665,7 @@
     </w:p>
     <w:p>
       <w:pPr>
-        <w:pStyle w:val="a5"/>
+        <w:pStyle w:val="ListParagraph"/>
         <w:widowControl/>
         <w:numPr>
           <w:ilvl w:val="0"/>
@@ -9855,7 +9802,7 @@
     </w:p>
     <w:p>
       <w:pPr>
-        <w:pStyle w:val="a5"/>
+        <w:pStyle w:val="ListParagraph"/>
         <w:widowControl/>
         <w:ind w:leftChars="0" w:left="360"/>
         <w:jc w:val="left"/>
@@ -9878,7 +9825,7 @@
     </w:p>
     <w:p>
       <w:pPr>
-        <w:pStyle w:val="a5"/>
+        <w:pStyle w:val="ListParagraph"/>
         <w:widowControl/>
         <w:ind w:leftChars="0" w:left="360"/>
         <w:jc w:val="left"/>
@@ -9918,7 +9865,7 @@
     </w:p>
     <w:p>
       <w:pPr>
-        <w:pStyle w:val="a5"/>
+        <w:pStyle w:val="ListParagraph"/>
         <w:widowControl/>
         <w:numPr>
           <w:ilvl w:val="0"/>
@@ -10215,7 +10162,7 @@
     </w:p>
     <w:p>
       <w:pPr>
-        <w:pStyle w:val="a5"/>
+        <w:pStyle w:val="ListParagraph"/>
         <w:widowControl/>
         <w:ind w:leftChars="0" w:left="360"/>
         <w:jc w:val="left"/>
@@ -10256,7 +10203,7 @@
     </w:p>
     <w:p>
       <w:pPr>
-        <w:pStyle w:val="a5"/>
+        <w:pStyle w:val="ListParagraph"/>
         <w:widowControl/>
         <w:ind w:leftChars="0" w:left="360"/>
         <w:jc w:val="left"/>
@@ -10342,7 +10289,7 @@
     </w:p>
     <w:p>
       <w:pPr>
-        <w:pStyle w:val="a5"/>
+        <w:pStyle w:val="ListParagraph"/>
         <w:widowControl/>
         <w:numPr>
           <w:ilvl w:val="0"/>
@@ -10478,7 +10425,7 @@
     </w:p>
     <w:p>
       <w:pPr>
-        <w:pStyle w:val="a5"/>
+        <w:pStyle w:val="ListParagraph"/>
         <w:widowControl/>
         <w:ind w:leftChars="0" w:left="360"/>
         <w:jc w:val="left"/>
@@ -10501,7 +10448,7 @@
     </w:p>
     <w:p>
       <w:pPr>
-        <w:pStyle w:val="a5"/>
+        <w:pStyle w:val="ListParagraph"/>
         <w:widowControl/>
         <w:ind w:leftChars="0" w:left="360"/>
         <w:jc w:val="left"/>
@@ -10587,7 +10534,7 @@
     </w:p>
     <w:p>
       <w:pPr>
-        <w:pStyle w:val="a5"/>
+        <w:pStyle w:val="ListParagraph"/>
         <w:widowControl/>
         <w:numPr>
           <w:ilvl w:val="0"/>
@@ -10705,7 +10652,7 @@
     </w:p>
     <w:p>
       <w:pPr>
-        <w:pStyle w:val="a5"/>
+        <w:pStyle w:val="ListParagraph"/>
         <w:widowControl/>
         <w:ind w:leftChars="0" w:left="360"/>
         <w:jc w:val="left"/>
@@ -10737,7 +10684,7 @@
     </w:p>
     <w:p>
       <w:pPr>
-        <w:pStyle w:val="a5"/>
+        <w:pStyle w:val="ListParagraph"/>
         <w:widowControl/>
         <w:ind w:leftChars="0" w:left="360"/>
         <w:jc w:val="left"/>
@@ -10823,7 +10770,7 @@
     </w:p>
     <w:p>
       <w:pPr>
-        <w:pStyle w:val="a5"/>
+        <w:pStyle w:val="ListParagraph"/>
         <w:widowControl/>
         <w:numPr>
           <w:ilvl w:val="0"/>
@@ -10941,7 +10888,7 @@
     </w:p>
     <w:p>
       <w:pPr>
-        <w:pStyle w:val="a5"/>
+        <w:pStyle w:val="ListParagraph"/>
         <w:widowControl/>
         <w:ind w:leftChars="0" w:left="360"/>
         <w:jc w:val="left"/>
@@ -10973,7 +10920,7 @@
     </w:p>
     <w:p>
       <w:pPr>
-        <w:pStyle w:val="a5"/>
+        <w:pStyle w:val="ListParagraph"/>
         <w:widowControl/>
         <w:ind w:leftChars="0" w:left="360"/>
         <w:jc w:val="left"/>
@@ -11077,7 +11024,7 @@
     </w:p>
     <w:p>
       <w:pPr>
-        <w:pStyle w:val="a5"/>
+        <w:pStyle w:val="ListParagraph"/>
         <w:widowControl/>
         <w:numPr>
           <w:ilvl w:val="0"/>
@@ -11252,7 +11199,7 @@
     </w:p>
     <w:p>
       <w:pPr>
-        <w:pStyle w:val="a5"/>
+        <w:pStyle w:val="ListParagraph"/>
         <w:widowControl/>
         <w:ind w:leftChars="0" w:left="360"/>
         <w:jc w:val="left"/>
@@ -11301,7 +11248,7 @@
     </w:p>
     <w:p>
       <w:pPr>
-        <w:pStyle w:val="a5"/>
+        <w:pStyle w:val="ListParagraph"/>
         <w:widowControl/>
         <w:numPr>
           <w:ilvl w:val="0"/>
@@ -11450,7 +11397,7 @@
     </w:p>
     <w:p>
       <w:pPr>
-        <w:pStyle w:val="a5"/>
+        <w:pStyle w:val="ListParagraph"/>
         <w:widowControl/>
         <w:ind w:leftChars="0" w:left="360"/>
         <w:jc w:val="left"/>
@@ -11554,7 +11501,7 @@
     </w:p>
     <w:p>
       <w:pPr>
-        <w:pStyle w:val="a5"/>
+        <w:pStyle w:val="ListParagraph"/>
         <w:widowControl/>
         <w:numPr>
           <w:ilvl w:val="0"/>
@@ -11593,7 +11540,7 @@
     </w:p>
     <w:p>
       <w:pPr>
-        <w:pStyle w:val="a5"/>
+        <w:pStyle w:val="ListParagraph"/>
         <w:widowControl/>
         <w:ind w:leftChars="0" w:left="360"/>
         <w:jc w:val="left"/>
@@ -11670,7 +11617,7 @@
     </w:p>
     <w:p>
       <w:pPr>
-        <w:pStyle w:val="a5"/>
+        <w:pStyle w:val="ListParagraph"/>
         <w:widowControl/>
         <w:numPr>
           <w:ilvl w:val="0"/>
@@ -11845,7 +11792,7 @@
     </w:p>
     <w:p>
       <w:pPr>
-        <w:pStyle w:val="a5"/>
+        <w:pStyle w:val="ListParagraph"/>
         <w:widowControl/>
         <w:ind w:leftChars="0" w:left="360"/>
         <w:jc w:val="left"/>
@@ -11877,7 +11824,7 @@
     </w:p>
     <w:p>
       <w:pPr>
-        <w:pStyle w:val="a5"/>
+        <w:pStyle w:val="ListParagraph"/>
         <w:widowControl/>
         <w:numPr>
           <w:ilvl w:val="0"/>
@@ -12043,7 +11990,7 @@
     </w:p>
     <w:p>
       <w:pPr>
-        <w:pStyle w:val="a5"/>
+        <w:pStyle w:val="ListParagraph"/>
         <w:widowControl/>
         <w:ind w:leftChars="0" w:left="360"/>
         <w:jc w:val="left"/>
@@ -12075,7 +12022,7 @@
     </w:p>
     <w:p>
       <w:pPr>
-        <w:pStyle w:val="a5"/>
+        <w:pStyle w:val="ListParagraph"/>
         <w:widowControl/>
         <w:numPr>
           <w:ilvl w:val="0"/>
@@ -12194,7 +12141,7 @@
     </w:p>
     <w:p>
       <w:pPr>
-        <w:pStyle w:val="a5"/>
+        <w:pStyle w:val="ListParagraph"/>
         <w:widowControl/>
         <w:ind w:leftChars="0" w:left="360"/>
         <w:jc w:val="left"/>
@@ -12212,7 +12159,6 @@
           <w:sz w:val="22"/>
           <w:szCs w:val="22"/>
         </w:rPr>
-        <w:lastRenderedPageBreak/>
         <w:t>非静力学大気モデルを用いた放射対流平衡実験における雲と水蒸気の大規模な組織化</w:t>
       </w:r>
       <w:r>
@@ -12281,7 +12227,7 @@
     </w:p>
     <w:p>
       <w:pPr>
-        <w:pStyle w:val="a5"/>
+        <w:pStyle w:val="ListParagraph"/>
         <w:widowControl/>
         <w:numPr>
           <w:ilvl w:val="0"/>
@@ -12303,6 +12249,7 @@
           <w:sz w:val="22"/>
           <w:szCs w:val="22"/>
         </w:rPr>
+        <w:lastRenderedPageBreak/>
         <w:t>岡崎</w:t>
       </w:r>
       <w:r>
@@ -12456,7 +12403,7 @@
     </w:p>
     <w:p>
       <w:pPr>
-        <w:pStyle w:val="a5"/>
+        <w:pStyle w:val="ListParagraph"/>
         <w:widowControl/>
         <w:ind w:leftChars="0" w:left="360"/>
         <w:jc w:val="left"/>
@@ -12488,7 +12435,7 @@
     </w:p>
     <w:p>
       <w:pPr>
-        <w:pStyle w:val="a5"/>
+        <w:pStyle w:val="ListParagraph"/>
         <w:widowControl/>
         <w:numPr>
           <w:ilvl w:val="0"/>
@@ -12640,7 +12587,7 @@
     </w:p>
     <w:p>
       <w:pPr>
-        <w:pStyle w:val="a5"/>
+        <w:pStyle w:val="ListParagraph"/>
         <w:widowControl/>
         <w:ind w:leftChars="0" w:left="360"/>
         <w:jc w:val="left"/>
@@ -12735,7 +12682,7 @@
     </w:p>
     <w:p>
       <w:pPr>
-        <w:pStyle w:val="a5"/>
+        <w:pStyle w:val="ListParagraph"/>
         <w:widowControl/>
         <w:numPr>
           <w:ilvl w:val="0"/>
@@ -12852,7 +12799,7 @@
     </w:p>
     <w:p>
       <w:pPr>
-        <w:pStyle w:val="a5"/>
+        <w:pStyle w:val="ListParagraph"/>
         <w:widowControl/>
         <w:ind w:leftChars="0" w:left="440"/>
         <w:jc w:val="left"/>
@@ -12884,7 +12831,7 @@
     </w:p>
     <w:p>
       <w:pPr>
-        <w:pStyle w:val="a5"/>
+        <w:pStyle w:val="ListParagraph"/>
         <w:widowControl/>
         <w:ind w:leftChars="0" w:left="440"/>
         <w:jc w:val="left"/>
@@ -12997,7 +12944,7 @@
     </w:p>
     <w:p>
       <w:pPr>
-        <w:pStyle w:val="a5"/>
+        <w:pStyle w:val="ListParagraph"/>
         <w:widowControl/>
         <w:numPr>
           <w:ilvl w:val="0"/>
@@ -13114,7 +13061,7 @@
     </w:p>
     <w:p>
       <w:pPr>
-        <w:pStyle w:val="a5"/>
+        <w:pStyle w:val="ListParagraph"/>
         <w:widowControl/>
         <w:ind w:leftChars="0" w:left="440"/>
         <w:jc w:val="left"/>
@@ -13146,7 +13093,7 @@
     </w:p>
     <w:p>
       <w:pPr>
-        <w:pStyle w:val="a5"/>
+        <w:pStyle w:val="ListParagraph"/>
         <w:widowControl/>
         <w:ind w:leftChars="0" w:left="440"/>
         <w:jc w:val="left"/>
@@ -13232,7 +13179,7 @@
     </w:p>
     <w:p>
       <w:pPr>
-        <w:pStyle w:val="a5"/>
+        <w:pStyle w:val="ListParagraph"/>
         <w:widowControl/>
         <w:numPr>
           <w:ilvl w:val="0"/>
@@ -13556,7 +13503,7 @@
 <w:hdr xmlns:wpc="http://schemas.microsoft.com/office/word/2010/wordprocessingCanvas" xmlns:cx="http://schemas.microsoft.com/office/drawing/2014/chartex" xmlns:cx1="http://schemas.microsoft.com/office/drawing/2015/9/8/chartex" xmlns:cx2="http://schemas.microsoft.com/office/drawing/2015/10/21/chartex" xmlns:cx3="http://schemas.microsoft.com/office/drawing/2016/5/9/chartex" xmlns:cx4="http://schemas.microsoft.com/office/drawing/2016/5/10/chartex" xmlns:cx5="http://schemas.microsoft.com/office/drawing/2016/5/11/chartex" xmlns:cx6="http://schemas.microsoft.com/office/drawing/2016/5/12/chartex" xmlns:cx7="http://schemas.microsoft.com/office/drawing/2016/5/13/chartex" xmlns:cx8="http://schemas.microsoft.com/office/drawing/2016/5/14/chartex" xmlns:mc="http://schemas.openxmlformats.org/markup-compatibility/2006" xmlns:aink="http://schemas.microsoft.com/office/drawing/2016/ink" xmlns:am3d="http://schemas.microsoft.com/office/drawing/2017/model3d" xmlns:o="urn:schemas-microsoft-com:office:office" xmlns:oel="http://schemas.microsoft.com/office/2019/extlst" xmlns:r="http://schemas.openxmlformats.org/officeDocument/2006/relationships" xmlns:m="http://schemas.openxmlformats.org/officeDocument/2006/math" xmlns:v="urn:schemas-microsoft-com:vml" xmlns:wp14="http://schemas.microsoft.com/office/word/2010/wordprocessingDrawing" xmlns:wp="http://schemas.openxmlformats.org/drawingml/2006/wordprocessingDrawing" xmlns:w10="urn:schemas-microsoft-com:office:word" xmlns:w="http://schemas.openxmlformats.org/wordprocessingml/2006/main" xmlns:w14="http://schemas.microsoft.com/office/word/2010/wordml" xmlns:w15="http://schemas.microsoft.com/office/word/2012/wordml" xmlns:w16cex="http://schemas.microsoft.com/office/word/2018/wordml/cex" xmlns:w16cid="http://schemas.microsoft.com/office/word/2016/wordml/cid" xmlns:w16="http://schemas.microsoft.com/office/word/2018/wordml" xmlns:w16du="http://schemas.microsoft.com/office/word/2023/wordml/word16du" xmlns:w16sdtdh="http://schemas.microsoft.com/office/word/2020/wordml/sdtdatahash" xmlns:w16sdtfl="http://schemas.microsoft.com/office/word/2024/wordml/sdtformatlock" xmlns:w16se="http://schemas.microsoft.com/office/word/2015/wordml/symex" xmlns:wpg="http://schemas.microsoft.com/office/word/2010/wordprocessingGroup" xmlns:wpi="http://schemas.microsoft.com/office/word/2010/wordprocessingInk" xmlns:wne="http://schemas.microsoft.com/office/word/2006/wordml" xmlns:wps="http://schemas.microsoft.com/office/word/2010/wordprocessingShape" mc:Ignorable="w14 w15 w16se w16cid w16 w16cex w16sdtdh w16sdtfl w16du wp14">
   <w:p>
     <w:pPr>
-      <w:pStyle w:val="a6"/>
+      <w:pStyle w:val="Header"/>
       <w:jc w:val="right"/>
       <w:rPr>
         <w:rFonts w:ascii="Arial" w:hAnsi="Arial" w:cs="Arial"/>
@@ -13584,7 +13531,13 @@
       <w:rPr>
         <w:rFonts w:ascii="Arial" w:hAnsi="Arial" w:cs="Arial"/>
       </w:rPr>
-      <w:t>10</w:t>
+      <w:t>1</w:t>
+    </w:r>
+    <w:r>
+      <w:rPr>
+        <w:rFonts w:ascii="Arial" w:hAnsi="Arial" w:cs="Arial"/>
+      </w:rPr>
+      <w:t>2</w:t>
     </w:r>
     <w:r>
       <w:rPr>
@@ -13596,13 +13549,7 @@
       <w:rPr>
         <w:rFonts w:ascii="Arial" w:hAnsi="Arial" w:cs="Arial"/>
       </w:rPr>
-      <w:t>1</w:t>
-    </w:r>
-    <w:r>
-      <w:rPr>
-        <w:rFonts w:ascii="Arial" w:hAnsi="Arial" w:cs="Arial"/>
-      </w:rPr>
-      <w:t>8</w:t>
+      <w:t>27</w:t>
     </w:r>
     <w:r>
       <w:rPr>
@@ -16237,7 +16184,7 @@
     <w:lsdException w:name="Unresolved Mention" w:semiHidden="1" w:unhideWhenUsed="1"/>
     <w:lsdException w:name="Smart Link" w:semiHidden="1" w:unhideWhenUsed="1"/>
   </w:latentStyles>
-  <w:style w:type="paragraph" w:default="1" w:styleId="a">
+  <w:style w:type="paragraph" w:default="1" w:styleId="Normal">
     <w:name w:val="Normal"/>
     <w:qFormat/>
     <w:rsid w:val="00FF35FC"/>
@@ -16246,13 +16193,13 @@
       <w:jc w:val="both"/>
     </w:pPr>
   </w:style>
-  <w:style w:type="character" w:default="1" w:styleId="a0">
+  <w:style w:type="character" w:default="1" w:styleId="DefaultParagraphFont">
     <w:name w:val="Default Paragraph Font"/>
     <w:uiPriority w:val="1"/>
     <w:semiHidden/>
     <w:unhideWhenUsed/>
   </w:style>
-  <w:style w:type="table" w:default="1" w:styleId="a1">
+  <w:style w:type="table" w:default="1" w:styleId="TableNormal">
     <w:name w:val="Normal Table"/>
     <w:uiPriority w:val="99"/>
     <w:semiHidden/>
@@ -16267,15 +16214,15 @@
       </w:tblCellMar>
     </w:tblPr>
   </w:style>
-  <w:style w:type="numbering" w:default="1" w:styleId="a2">
+  <w:style w:type="numbering" w:default="1" w:styleId="NoList">
     <w:name w:val="No List"/>
     <w:uiPriority w:val="99"/>
     <w:semiHidden/>
     <w:unhideWhenUsed/>
   </w:style>
-  <w:style w:type="character" w:styleId="a3">
+  <w:style w:type="character" w:styleId="Hyperlink">
     <w:name w:val="Hyperlink"/>
-    <w:basedOn w:val="a0"/>
+    <w:basedOn w:val="DefaultParagraphFont"/>
     <w:uiPriority w:val="99"/>
     <w:unhideWhenUsed/>
     <w:rsid w:val="00F4337C"/>
@@ -16284,9 +16231,9 @@
       <w:u w:val="single"/>
     </w:rPr>
   </w:style>
-  <w:style w:type="character" w:styleId="a4">
+  <w:style w:type="character" w:styleId="UnresolvedMention">
     <w:name w:val="Unresolved Mention"/>
-    <w:basedOn w:val="a0"/>
+    <w:basedOn w:val="DefaultParagraphFont"/>
     <w:uiPriority w:val="99"/>
     <w:semiHidden/>
     <w:unhideWhenUsed/>
@@ -16296,9 +16243,9 @@
       <w:shd w:val="clear" w:color="auto" w:fill="E1DFDD"/>
     </w:rPr>
   </w:style>
-  <w:style w:type="paragraph" w:styleId="a5">
+  <w:style w:type="paragraph" w:styleId="ListParagraph">
     <w:name w:val="List Paragraph"/>
-    <w:basedOn w:val="a"/>
+    <w:basedOn w:val="Normal"/>
     <w:uiPriority w:val="34"/>
     <w:qFormat/>
     <w:rsid w:val="00C44143"/>
@@ -16306,10 +16253,10 @@
       <w:ind w:leftChars="400" w:left="840"/>
     </w:pPr>
   </w:style>
-  <w:style w:type="paragraph" w:styleId="a6">
+  <w:style w:type="paragraph" w:styleId="Header">
     <w:name w:val="header"/>
-    <w:basedOn w:val="a"/>
-    <w:link w:val="a7"/>
+    <w:basedOn w:val="Normal"/>
+    <w:link w:val="HeaderChar"/>
     <w:uiPriority w:val="99"/>
     <w:unhideWhenUsed/>
     <w:rsid w:val="00B1751B"/>
@@ -16321,17 +16268,17 @@
       <w:snapToGrid w:val="0"/>
     </w:pPr>
   </w:style>
-  <w:style w:type="character" w:customStyle="1" w:styleId="a7">
-    <w:name w:val="ヘッダー (文字)"/>
-    <w:basedOn w:val="a0"/>
-    <w:link w:val="a6"/>
+  <w:style w:type="character" w:customStyle="1" w:styleId="HeaderChar">
+    <w:name w:val="Header Char"/>
+    <w:basedOn w:val="DefaultParagraphFont"/>
+    <w:link w:val="Header"/>
     <w:uiPriority w:val="99"/>
     <w:rsid w:val="00B1751B"/>
   </w:style>
-  <w:style w:type="paragraph" w:styleId="a8">
+  <w:style w:type="paragraph" w:styleId="Footer">
     <w:name w:val="footer"/>
-    <w:basedOn w:val="a"/>
-    <w:link w:val="a9"/>
+    <w:basedOn w:val="Normal"/>
+    <w:link w:val="FooterChar"/>
     <w:uiPriority w:val="99"/>
     <w:unhideWhenUsed/>
     <w:rsid w:val="00B1751B"/>
@@ -16343,16 +16290,16 @@
       <w:snapToGrid w:val="0"/>
     </w:pPr>
   </w:style>
-  <w:style w:type="character" w:customStyle="1" w:styleId="a9">
-    <w:name w:val="フッター (文字)"/>
-    <w:basedOn w:val="a0"/>
-    <w:link w:val="a8"/>
+  <w:style w:type="character" w:customStyle="1" w:styleId="FooterChar">
+    <w:name w:val="Footer Char"/>
+    <w:basedOn w:val="DefaultParagraphFont"/>
+    <w:link w:val="Footer"/>
     <w:uiPriority w:val="99"/>
     <w:rsid w:val="00B1751B"/>
   </w:style>
-  <w:style w:type="character" w:styleId="aa">
+  <w:style w:type="character" w:styleId="FollowedHyperlink">
     <w:name w:val="FollowedHyperlink"/>
-    <w:basedOn w:val="a0"/>
+    <w:basedOn w:val="DefaultParagraphFont"/>
     <w:uiPriority w:val="99"/>
     <w:semiHidden/>
     <w:unhideWhenUsed/>
